--- a/sports-widget-docs.docx
+++ b/sports-widget-docs.docx
@@ -43,7 +43,7 @@
           <w:sz w:val="20"/>
           <w:szCs w:val="20"/>
         </w:rPr>
-        <w:t xml:space="preserve">Version 1.0  ·  February 2026</w:t>
+        <w:t xml:space="preserve">Version 1.1  ·  March 2026</w:t>
       </w:r>
     </w:p>
     <w:p>
@@ -85,7 +85,7 @@
           <w:sz w:val="22"/>
           <w:szCs w:val="22"/>
         </w:rPr>
-        <w:t xml:space="preserve">The Sports Countdown Widget is a lightweight, self-contained web component built for embedding in a Framer portfolio site. It displays a live countdown timer to the next scheduled game for four sports teams, updating in real time. When a team is in its offseason or has no upcoming games available, the widget gracefully displays an offseason state instead.</w:t>
+        <w:t xml:space="preserve">The Sports Countdown Widget is a lightweight, self-contained web component built for embedding in a Framer portfolio site. It displays a live countdown timer to the next scheduled game for four sports teams, pulling real-time data from ESPN's public API with no backend, no database, and no API keys required.</w:t>
       </w:r>
     </w:p>
     <w:p>
@@ -107,7 +107,7 @@
           <w:sz w:val="22"/>
           <w:szCs w:val="22"/>
         </w:rPr>
-        <w:t xml:space="preserve">The widget was designed to live on a portfolio's About or main page as a personal touch — giving visitors an immediate sense of the owner's personality and interests. It requires no backend, no database, and no API keys.</w:t>
+        <w:t xml:space="preserve">When a game is currently in progress, the card switches to a live state showing either the current score (where available) or an "In Progress" indicator with the current period or half. When a team is in its offseason or has no upcoming games, the widget shows a clean offseason state.</w:t>
       </w:r>
     </w:p>
     <w:p>
@@ -363,7 +363,7 @@
                 <w:sz w:val="20"/>
                 <w:szCs w:val="20"/>
               </w:rPr>
-              <w:t xml:space="preserve">28</w:t>
+              <w:t xml:space="preserve">18</w:t>
             </w:r>
           </w:p>
         </w:tc>
@@ -391,7 +391,7 @@
                 <w:sz w:val="20"/>
                 <w:szCs w:val="20"/>
               </w:rPr>
-              <w:t xml:space="preserve">Regular season + playoffs fetched separately</w:t>
+              <w:t xml:space="preserve">Regular season + playoffs fetched separately and merged</w:t>
             </w:r>
           </w:p>
         </w:tc>
@@ -505,7 +505,7 @@
                 <w:sz w:val="20"/>
                 <w:szCs w:val="20"/>
               </w:rPr>
-              <w:t xml:space="preserve">EPL scoreboard endpoint; fetches Oct–Dec 2025 and Jan–Aug 2026 date ranges to cover the full cross-year season</w:t>
+              <w:t xml:space="preserve">EPL scoreboard endpoint; fetches Oct–Dec 2025 and Jan–Aug 2026 date ranges to cover the full cross-year season. Live scores available during matches.</w:t>
             </w:r>
           </w:p>
         </w:tc>
@@ -619,7 +619,7 @@
                 <w:sz w:val="20"/>
                 <w:szCs w:val="20"/>
               </w:rPr>
-              <w:t xml:space="preserve">Regular season + playoffs fetched separately</w:t>
+              <w:t xml:space="preserve">Regular season + playoffs fetched separately and merged</w:t>
             </w:r>
           </w:p>
         </w:tc>
@@ -733,7 +733,7 @@
                 <w:sz w:val="20"/>
                 <w:szCs w:val="20"/>
               </w:rPr>
-              <w:t xml:space="preserve">Regular season + playoffs fetched separately</w:t>
+              <w:t xml:space="preserve">Regular season + playoffs fetched separately and merged</w:t>
             </w:r>
           </w:p>
         </w:tc>
@@ -809,7 +809,7 @@
           <w:sz w:val="22"/>
           <w:szCs w:val="22"/>
         </w:rPr>
-        <w:t xml:space="preserve">No interaction required — all four team cards are visible at once. Visitors do not need to click or scroll to see information.</w:t>
+        <w:t xml:space="preserve">No interaction required — all four team cards are visible at once in a 2x2 grid. Visitors do not need to click or scroll to see information.</w:t>
       </w:r>
     </w:p>
     <w:p>
@@ -833,7 +833,7 @@
           <w:sz w:val="22"/>
           <w:szCs w:val="22"/>
         </w:rPr>
-        <w:t xml:space="preserve">Graceful degradation — if a team has no upcoming games or the API returns no data, the card shows a clean offseason message rather than an error.</w:t>
+        <w:t xml:space="preserve">Graceful degradation — if a team has no upcoming games, the API returns no data, or a live score is unavailable, the card falls back cleanly rather than showing an error.</w:t>
       </w:r>
     </w:p>
     <w:p>
@@ -899,7 +899,7 @@
           <w:sz w:val="22"/>
           <w:szCs w:val="22"/>
         </w:rPr>
-        <w:t xml:space="preserve">This section describes how the widget behaves in every possible state. It is intentionally scoped to be a "next game" countdown — it does not track live scores, in-game statistics, or standings.</w:t>
+        <w:t xml:space="preserve">This section describes how the widget behaves in every possible state. It is intentionally scoped to be a "next game" countdown — it does not track live statistics, standings, or player data.</w:t>
       </w:r>
     </w:p>
     <w:p>
@@ -940,9 +940,9 @@
         </w:tblBorders>
       </w:tblPr>
       <w:tblGrid>
-        <w:gridCol w:w="2400"/>
-        <w:gridCol w:w="3080"/>
-        <w:gridCol w:w="3880"/>
+        <w:gridCol w:w="2200"/>
+        <w:gridCol w:w="2800"/>
+        <w:gridCol w:w="4360"/>
       </w:tblGrid>
       <w:tr>
         <w:trPr>
@@ -950,7 +950,7 @@
         </w:trPr>
         <w:tc>
           <w:tcPr>
-            <w:tcW w:type="dxa" w:w="2400"/>
+            <w:tcW w:type="dxa" w:w="2200"/>
             <w:tcBorders>
               <w:top w:val="single" w:color="DDDDDD" w:sz="4"/>
               <w:left w:val="single" w:color="DDDDDD" w:sz="4"/>
@@ -981,7 +981,7 @@
         </w:tc>
         <w:tc>
           <w:tcPr>
-            <w:tcW w:type="dxa" w:w="3080"/>
+            <w:tcW w:type="dxa" w:w="2800"/>
             <w:tcBorders>
               <w:top w:val="single" w:color="DDDDDD" w:sz="4"/>
               <w:left w:val="single" w:color="DDDDDD" w:sz="4"/>
@@ -1012,7 +1012,7 @@
         </w:tc>
         <w:tc>
           <w:tcPr>
-            <w:tcW w:type="dxa" w:w="3880"/>
+            <w:tcW w:type="dxa" w:w="4360"/>
             <w:tcBorders>
               <w:top w:val="single" w:color="DDDDDD" w:sz="4"/>
               <w:left w:val="single" w:color="DDDDDD" w:sz="4"/>
@@ -1045,7 +1045,7 @@
       <w:tr>
         <w:tc>
           <w:tcPr>
-            <w:tcW w:type="dxa" w:w="2400"/>
+            <w:tcW w:type="dxa" w:w="2200"/>
             <w:tcBorders>
               <w:top w:val="single" w:color="DDDDDD" w:sz="4"/>
               <w:left w:val="single" w:color="DDDDDD" w:sz="4"/>
@@ -1073,7 +1073,7 @@
         </w:tc>
         <w:tc>
           <w:tcPr>
-            <w:tcW w:type="dxa" w:w="3080"/>
+            <w:tcW w:type="dxa" w:w="2800"/>
             <w:tcBorders>
               <w:top w:val="single" w:color="DDDDDD" w:sz="4"/>
               <w:left w:val="single" w:color="DDDDDD" w:sz="4"/>
@@ -1101,7 +1101,7 @@
         </w:tc>
         <w:tc>
           <w:tcPr>
-            <w:tcW w:type="dxa" w:w="3880"/>
+            <w:tcW w:type="dxa" w:w="4360"/>
             <w:tcBorders>
               <w:top w:val="single" w:color="DDDDDD" w:sz="4"/>
               <w:left w:val="single" w:color="DDDDDD" w:sz="4"/>
@@ -1131,7 +1131,7 @@
       <w:tr>
         <w:tc>
           <w:tcPr>
-            <w:tcW w:type="dxa" w:w="2400"/>
+            <w:tcW w:type="dxa" w:w="2200"/>
             <w:tcBorders>
               <w:top w:val="single" w:color="DDDDDD" w:sz="4"/>
               <w:left w:val="single" w:color="DDDDDD" w:sz="4"/>
@@ -1159,7 +1159,7 @@
         </w:tc>
         <w:tc>
           <w:tcPr>
-            <w:tcW w:type="dxa" w:w="3080"/>
+            <w:tcW w:type="dxa" w:w="2800"/>
             <w:tcBorders>
               <w:top w:val="single" w:color="DDDDDD" w:sz="4"/>
               <w:left w:val="single" w:color="DDDDDD" w:sz="4"/>
@@ -1187,7 +1187,7 @@
         </w:tc>
         <w:tc>
           <w:tcPr>
-            <w:tcW w:type="dxa" w:w="3880"/>
+            <w:tcW w:type="dxa" w:w="4360"/>
             <w:tcBorders>
               <w:top w:val="single" w:color="DDDDDD" w:sz="4"/>
               <w:left w:val="single" w:color="DDDDDD" w:sz="4"/>
@@ -1217,7 +1217,7 @@
       <w:tr>
         <w:tc>
           <w:tcPr>
-            <w:tcW w:type="dxa" w:w="2400"/>
+            <w:tcW w:type="dxa" w:w="2200"/>
             <w:tcBorders>
               <w:top w:val="single" w:color="DDDDDD" w:sz="4"/>
               <w:left w:val="single" w:color="DDDDDD" w:sz="4"/>
@@ -1239,13 +1239,13 @@
                 <w:sz w:val="20"/>
                 <w:szCs w:val="20"/>
               </w:rPr>
-              <w:t xml:space="preserve">Game is starting / live</w:t>
-            </w:r>
-          </w:p>
-        </w:tc>
-        <w:tc>
-          <w:tcPr>
-            <w:tcW w:type="dxa" w:w="3080"/>
+              <w:t xml:space="preserve">Game is live — score available</w:t>
+            </w:r>
+          </w:p>
+        </w:tc>
+        <w:tc>
+          <w:tcPr>
+            <w:tcW w:type="dxa" w:w="2800"/>
             <w:tcBorders>
               <w:top w:val="single" w:color="DDDDDD" w:sz="4"/>
               <w:left w:val="single" w:color="DDDDDD" w:sz="4"/>
@@ -1267,13 +1267,13 @@
                 <w:sz w:val="20"/>
                 <w:szCs w:val="20"/>
               </w:rPr>
-              <w:t xml:space="preserve">"Game is starting now!"</w:t>
-            </w:r>
-          </w:p>
-        </w:tc>
-        <w:tc>
-          <w:tcPr>
-            <w:tcW w:type="dxa" w:w="3880"/>
+              <w:t xml:space="preserve">Live score + "Live" badge</w:t>
+            </w:r>
+          </w:p>
+        </w:tc>
+        <w:tc>
+          <w:tcPr>
+            <w:tcW w:type="dxa" w:w="4360"/>
             <w:tcBorders>
               <w:top w:val="single" w:color="DDDDDD" w:sz="4"/>
               <w:left w:val="single" w:color="DDDDDD" w:sz="4"/>
@@ -1295,7 +1295,7 @@
                 <w:sz w:val="20"/>
                 <w:szCs w:val="20"/>
               </w:rPr>
-              <w:t xml:space="preserve">Countdown stops at zero; no live score tracking</w:t>
+              <w:t xml:space="preserve">Score shown in large type. Opponent and match detail below. ESPN scoreboard endpoint required (currently Arsenal only)</w:t>
             </w:r>
           </w:p>
         </w:tc>
@@ -1303,7 +1303,7 @@
       <w:tr>
         <w:tc>
           <w:tcPr>
-            <w:tcW w:type="dxa" w:w="2400"/>
+            <w:tcW w:type="dxa" w:w="2200"/>
             <w:tcBorders>
               <w:top w:val="single" w:color="DDDDDD" w:sz="4"/>
               <w:left w:val="single" w:color="DDDDDD" w:sz="4"/>
@@ -1325,13 +1325,13 @@
                 <w:sz w:val="20"/>
                 <w:szCs w:val="20"/>
               </w:rPr>
-              <w:t xml:space="preserve">Offseason / no schedule available</w:t>
-            </w:r>
-          </w:p>
-        </w:tc>
-        <w:tc>
-          <w:tcPr>
-            <w:tcW w:type="dxa" w:w="3080"/>
+              <w:t xml:space="preserve">Game is live — score unavailable</w:t>
+            </w:r>
+          </w:p>
+        </w:tc>
+        <w:tc>
+          <w:tcPr>
+            <w:tcW w:type="dxa" w:w="2800"/>
             <w:tcBorders>
               <w:top w:val="single" w:color="DDDDDD" w:sz="4"/>
               <w:left w:val="single" w:color="DDDDDD" w:sz="4"/>
@@ -1353,13 +1353,185 @@
                 <w:sz w:val="20"/>
                 <w:szCs w:val="20"/>
               </w:rPr>
+              <w:t xml:space="preserve">"In Progress" + "Live" badge</w:t>
+            </w:r>
+          </w:p>
+        </w:tc>
+        <w:tc>
+          <w:tcPr>
+            <w:tcW w:type="dxa" w:w="4360"/>
+            <w:tcBorders>
+              <w:top w:val="single" w:color="DDDDDD" w:sz="4"/>
+              <w:left w:val="single" w:color="DDDDDD" w:sz="4"/>
+              <w:bottom w:val="single" w:color="DDDDDD" w:sz="4"/>
+              <w:right w:val="single" w:color="DDDDDD" w:sz="4"/>
+            </w:tcBorders>
+            <w:tcMar>
+              <w:top w:type="dxa" w:w="80"/>
+              <w:left w:type="dxa" w:w="120"/>
+              <w:bottom w:type="dxa" w:w="80"/>
+              <w:right w:type="dxa" w:w="120"/>
+            </w:tcMar>
+          </w:tcPr>
+          <w:p>
+            <w:r>
+              <w:rPr>
+                <w:rFonts w:ascii="Arial" w:cs="Arial" w:eastAsia="Arial" w:hAnsi="Arial"/>
+                <w:color w:val="444444"/>
+                <w:sz w:val="20"/>
+                <w:szCs w:val="20"/>
+              </w:rPr>
+              <w:t xml:space="preserve">Shown when the schedule endpoint does not return live scores (currently NHL, NFL, MLB). Period/half detail shown below</w:t>
+            </w:r>
+          </w:p>
+        </w:tc>
+      </w:tr>
+      <w:tr>
+        <w:tc>
+          <w:tcPr>
+            <w:tcW w:type="dxa" w:w="2200"/>
+            <w:tcBorders>
+              <w:top w:val="single" w:color="DDDDDD" w:sz="4"/>
+              <w:left w:val="single" w:color="DDDDDD" w:sz="4"/>
+              <w:bottom w:val="single" w:color="DDDDDD" w:sz="4"/>
+              <w:right w:val="single" w:color="DDDDDD" w:sz="4"/>
+            </w:tcBorders>
+            <w:tcMar>
+              <w:top w:type="dxa" w:w="80"/>
+              <w:left w:type="dxa" w:w="120"/>
+              <w:bottom w:type="dxa" w:w="80"/>
+              <w:right w:type="dxa" w:w="120"/>
+            </w:tcMar>
+          </w:tcPr>
+          <w:p>
+            <w:r>
+              <w:rPr>
+                <w:rFonts w:ascii="Arial" w:cs="Arial" w:eastAsia="Arial" w:hAnsi="Arial"/>
+                <w:color w:val="444444"/>
+                <w:sz w:val="20"/>
+                <w:szCs w:val="20"/>
+              </w:rPr>
+              <w:t xml:space="preserve">Game just started / countdown hit zero</w:t>
+            </w:r>
+          </w:p>
+        </w:tc>
+        <w:tc>
+          <w:tcPr>
+            <w:tcW w:type="dxa" w:w="2800"/>
+            <w:tcBorders>
+              <w:top w:val="single" w:color="DDDDDD" w:sz="4"/>
+              <w:left w:val="single" w:color="DDDDDD" w:sz="4"/>
+              <w:bottom w:val="single" w:color="DDDDDD" w:sz="4"/>
+              <w:right w:val="single" w:color="DDDDDD" w:sz="4"/>
+            </w:tcBorders>
+            <w:tcMar>
+              <w:top w:type="dxa" w:w="80"/>
+              <w:left w:type="dxa" w:w="120"/>
+              <w:bottom w:type="dxa" w:w="80"/>
+              <w:right w:type="dxa" w:w="120"/>
+            </w:tcMar>
+          </w:tcPr>
+          <w:p>
+            <w:r>
+              <w:rPr>
+                <w:rFonts w:ascii="Arial" w:cs="Arial" w:eastAsia="Arial" w:hAnsi="Arial"/>
+                <w:color w:val="444444"/>
+                <w:sz w:val="20"/>
+                <w:szCs w:val="20"/>
+              </w:rPr>
+              <w:t xml:space="preserve">"Game is starting now!"</w:t>
+            </w:r>
+          </w:p>
+        </w:tc>
+        <w:tc>
+          <w:tcPr>
+            <w:tcW w:type="dxa" w:w="4360"/>
+            <w:tcBorders>
+              <w:top w:val="single" w:color="DDDDDD" w:sz="4"/>
+              <w:left w:val="single" w:color="DDDDDD" w:sz="4"/>
+              <w:bottom w:val="single" w:color="DDDDDD" w:sz="4"/>
+              <w:right w:val="single" w:color="DDDDDD" w:sz="4"/>
+            </w:tcBorders>
+            <w:tcMar>
+              <w:top w:type="dxa" w:w="80"/>
+              <w:left w:type="dxa" w:w="120"/>
+              <w:bottom w:type="dxa" w:w="80"/>
+              <w:right w:type="dxa" w:w="120"/>
+            </w:tcMar>
+          </w:tcPr>
+          <w:p>
+            <w:r>
+              <w:rPr>
+                <w:rFonts w:ascii="Arial" w:cs="Arial" w:eastAsia="Arial" w:hAnsi="Arial"/>
+                <w:color w:val="444444"/>
+                <w:sz w:val="20"/>
+                <w:szCs w:val="20"/>
+              </w:rPr>
+              <w:t xml:space="preserve">Countdown stops at zero; transitions to live state on next page load</w:t>
+            </w:r>
+          </w:p>
+        </w:tc>
+      </w:tr>
+      <w:tr>
+        <w:tc>
+          <w:tcPr>
+            <w:tcW w:type="dxa" w:w="2200"/>
+            <w:tcBorders>
+              <w:top w:val="single" w:color="DDDDDD" w:sz="4"/>
+              <w:left w:val="single" w:color="DDDDDD" w:sz="4"/>
+              <w:bottom w:val="single" w:color="DDDDDD" w:sz="4"/>
+              <w:right w:val="single" w:color="DDDDDD" w:sz="4"/>
+            </w:tcBorders>
+            <w:tcMar>
+              <w:top w:type="dxa" w:w="80"/>
+              <w:left w:type="dxa" w:w="120"/>
+              <w:bottom w:type="dxa" w:w="80"/>
+              <w:right w:type="dxa" w:w="120"/>
+            </w:tcMar>
+          </w:tcPr>
+          <w:p>
+            <w:r>
+              <w:rPr>
+                <w:rFonts w:ascii="Arial" w:cs="Arial" w:eastAsia="Arial" w:hAnsi="Arial"/>
+                <w:color w:val="444444"/>
+                <w:sz w:val="20"/>
+                <w:szCs w:val="20"/>
+              </w:rPr>
+              <w:t xml:space="preserve">Offseason / no schedule available</w:t>
+            </w:r>
+          </w:p>
+        </w:tc>
+        <w:tc>
+          <w:tcPr>
+            <w:tcW w:type="dxa" w:w="2800"/>
+            <w:tcBorders>
+              <w:top w:val="single" w:color="DDDDDD" w:sz="4"/>
+              <w:left w:val="single" w:color="DDDDDD" w:sz="4"/>
+              <w:bottom w:val="single" w:color="DDDDDD" w:sz="4"/>
+              <w:right w:val="single" w:color="DDDDDD" w:sz="4"/>
+            </w:tcBorders>
+            <w:tcMar>
+              <w:top w:type="dxa" w:w="80"/>
+              <w:left w:type="dxa" w:w="120"/>
+              <w:bottom w:type="dxa" w:w="80"/>
+              <w:right w:type="dxa" w:w="120"/>
+            </w:tcMar>
+          </w:tcPr>
+          <w:p>
+            <w:r>
+              <w:rPr>
+                <w:rFonts w:ascii="Arial" w:cs="Arial" w:eastAsia="Arial" w:hAnsi="Arial"/>
+                <w:color w:val="444444"/>
+                <w:sz w:val="20"/>
+                <w:szCs w:val="20"/>
+              </w:rPr>
               <w:t xml:space="preserve">"Offseason" message</w:t>
             </w:r>
           </w:p>
         </w:tc>
         <w:tc>
           <w:tcPr>
-            <w:tcW w:type="dxa" w:w="3880"/>
+            <w:tcW w:type="dxa" w:w="4360"/>
             <w:tcBorders>
               <w:top w:val="single" w:color="DDDDDD" w:sz="4"/>
               <w:left w:val="single" w:color="DDDDDD" w:sz="4"/>
@@ -1441,7 +1613,7 @@
                 <w:sz w:val="20"/>
                 <w:szCs w:val="20"/>
               </w:rPr>
-              <w:t xml:space="preserve">Important: No live in-game tracking</w:t>
+              <w:t xml:space="preserve">Important: No automatic updates</w:t>
             </w:r>
           </w:p>
           <w:p>
@@ -1455,7 +1627,7 @@
                 <w:sz w:val="20"/>
                 <w:szCs w:val="20"/>
               </w:rPr>
-              <w:t xml:space="preserve">The widget fetches data once when the page loads and does not poll for updates. If a visitor has the page open while a game is being played, the card will not automatically update. It will continue to show "Game is starting now!" until the visitor refreshes the page, at which point it will fetch the latest schedule data.</w:t>
+              <w:t xml:space="preserve">The widget fetches data once when the page loads and does not poll for updates. If a visitor has the page open while a game starts or ends, the card will not automatically change state. It will update correctly the next time the page is refreshed. Live score values shown during a match also reflect the score at the moment the page was last loaded, not a real-time feed.</w:t>
             </w:r>
           </w:p>
         </w:tc>
@@ -1483,7 +1655,7 @@
           <w:sz w:val="26"/>
           <w:szCs w:val="26"/>
         </w:rPr>
-        <w:t xml:space="preserve">Data Refresh</w:t>
+        <w:t xml:space="preserve">Live Score Availability by Sport</w:t>
       </w:r>
     </w:p>
     <w:p>
@@ -1497,400 +1669,7 @@
           <w:sz w:val="22"/>
           <w:szCs w:val="22"/>
         </w:rPr>
-        <w:t xml:space="preserve">Data is fetched fresh every time the page is loaded. There is no caching layer. Each page load fires up to five API requests — two for Arsenal (date range queries covering the current EPL season) and one each for the Sharks, 49ers, and Giants (regular season + postseason merged).</w:t>
-      </w:r>
-    </w:p>
-    <w:p>
-      <w:pPr>
-        <w:spacing w:before="160" w:after="0"/>
-      </w:pPr>
-      <w:r>
-        <w:t xml:space="preserve"/>
-      </w:r>
-    </w:p>
-    <w:p>
-      <w:pPr>
-        <w:pStyle w:val="Heading2"/>
-        <w:spacing w:before="320" w:after="120"/>
-      </w:pPr>
-      <w:r>
-        <w:rPr>
-          <w:rFonts w:ascii="Arial" w:cs="Arial" w:eastAsia="Arial" w:hAnsi="Arial"/>
-          <w:b/>
-          <w:bCs/>
-          <w:color w:val="006D75"/>
-          <w:sz w:val="26"/>
-          <w:szCs w:val="26"/>
-        </w:rPr>
-        <w:t xml:space="preserve">Out of Scope</w:t>
-      </w:r>
-    </w:p>
-    <w:p>
-      <w:pPr>
-        <w:spacing w:before="60" w:after="60"/>
-        <w:ind w:left="440" w:hanging="220"/>
-      </w:pPr>
-      <w:r>
-        <w:rPr>
-          <w:rFonts w:ascii="Arial" w:cs="Arial" w:eastAsia="Arial" w:hAnsi="Arial"/>
-          <w:color w:val="006D75"/>
-          <w:sz w:val="22"/>
-          <w:szCs w:val="22"/>
-        </w:rPr>
-        <w:t xml:space="preserve">• </w:t>
-      </w:r>
-      <w:r>
-        <w:rPr>
-          <w:rFonts w:ascii="Arial" w:cs="Arial" w:eastAsia="Arial" w:hAnsi="Arial"/>
-          <w:color w:val="444444"/>
-          <w:sz w:val="22"/>
-          <w:szCs w:val="22"/>
-        </w:rPr>
-        <w:t xml:space="preserve">Live scores or in-game updates</w:t>
-      </w:r>
-    </w:p>
-    <w:p>
-      <w:pPr>
-        <w:spacing w:before="60" w:after="60"/>
-        <w:ind w:left="440" w:hanging="220"/>
-      </w:pPr>
-      <w:r>
-        <w:rPr>
-          <w:rFonts w:ascii="Arial" w:cs="Arial" w:eastAsia="Arial" w:hAnsi="Arial"/>
-          <w:color w:val="006D75"/>
-          <w:sz w:val="22"/>
-          <w:szCs w:val="22"/>
-        </w:rPr>
-        <w:t xml:space="preserve">• </w:t>
-      </w:r>
-      <w:r>
-        <w:rPr>
-          <w:rFonts w:ascii="Arial" w:cs="Arial" w:eastAsia="Arial" w:hAnsi="Arial"/>
-          <w:color w:val="444444"/>
-          <w:sz w:val="22"/>
-          <w:szCs w:val="22"/>
-        </w:rPr>
-        <w:t xml:space="preserve">Player statistics or standings</w:t>
-      </w:r>
-    </w:p>
-    <w:p>
-      <w:pPr>
-        <w:spacing w:before="60" w:after="60"/>
-        <w:ind w:left="440" w:hanging="220"/>
-      </w:pPr>
-      <w:r>
-        <w:rPr>
-          <w:rFonts w:ascii="Arial" w:cs="Arial" w:eastAsia="Arial" w:hAnsi="Arial"/>
-          <w:color w:val="006D75"/>
-          <w:sz w:val="22"/>
-          <w:szCs w:val="22"/>
-        </w:rPr>
-        <w:t xml:space="preserve">• </w:t>
-      </w:r>
-      <w:r>
-        <w:rPr>
-          <w:rFonts w:ascii="Arial" w:cs="Arial" w:eastAsia="Arial" w:hAnsi="Arial"/>
-          <w:color w:val="444444"/>
-          <w:sz w:val="22"/>
-          <w:szCs w:val="22"/>
-        </w:rPr>
-        <w:t xml:space="preserve">Push notifications or background refresh</w:t>
-      </w:r>
-    </w:p>
-    <w:p>
-      <w:pPr>
-        <w:spacing w:before="60" w:after="60"/>
-        <w:ind w:left="440" w:hanging="220"/>
-      </w:pPr>
-      <w:r>
-        <w:rPr>
-          <w:rFonts w:ascii="Arial" w:cs="Arial" w:eastAsia="Arial" w:hAnsi="Arial"/>
-          <w:color w:val="006D75"/>
-          <w:sz w:val="22"/>
-          <w:szCs w:val="22"/>
-        </w:rPr>
-        <w:t xml:space="preserve">• </w:t>
-      </w:r>
-      <w:r>
-        <w:rPr>
-          <w:rFonts w:ascii="Arial" w:cs="Arial" w:eastAsia="Arial" w:hAnsi="Arial"/>
-          <w:color w:val="444444"/>
-          <w:sz w:val="22"/>
-          <w:szCs w:val="22"/>
-        </w:rPr>
-        <w:t xml:space="preserve">User interaction beyond page load</w:t>
-      </w:r>
-    </w:p>
-    <w:p>
-      <w:pPr>
-        <w:spacing w:before="60" w:after="60"/>
-        <w:ind w:left="440" w:hanging="220"/>
-      </w:pPr>
-      <w:r>
-        <w:rPr>
-          <w:rFonts w:ascii="Arial" w:cs="Arial" w:eastAsia="Arial" w:hAnsi="Arial"/>
-          <w:color w:val="006D75"/>
-          <w:sz w:val="22"/>
-          <w:szCs w:val="22"/>
-        </w:rPr>
-        <w:t xml:space="preserve">• </w:t>
-      </w:r>
-      <w:r>
-        <w:rPr>
-          <w:rFonts w:ascii="Arial" w:cs="Arial" w:eastAsia="Arial" w:hAnsi="Arial"/>
-          <w:color w:val="444444"/>
-          <w:sz w:val="22"/>
-          <w:szCs w:val="22"/>
-        </w:rPr>
-        <w:t xml:space="preserve">Authentication or personalisation</w:t>
-      </w:r>
-    </w:p>
-    <w:p>
-      <w:pPr>
-        <w:pBdr>
-          <w:bottom w:val="single" w:color="DDDDDD" w:sz="4"/>
-        </w:pBdr>
-        <w:spacing w:before="200" w:after="200"/>
-      </w:pPr>
-      <w:r>
-        <w:t xml:space="preserve"/>
-      </w:r>
-    </w:p>
-    <w:p>
-      <w:pPr>
-        <w:pStyle w:val="Heading1"/>
-        <w:spacing w:before="400" w:after="160"/>
-      </w:pPr>
-      <w:r>
-        <w:rPr>
-          <w:rFonts w:ascii="Arial" w:cs="Arial" w:eastAsia="Arial" w:hAnsi="Arial"/>
-          <w:b/>
-          <w:bCs/>
-          <w:color w:val="1A1A1A"/>
-          <w:sz w:val="36"/>
-          <w:szCs w:val="36"/>
-        </w:rPr>
-        <w:t xml:space="preserve">3. How It Works</w:t>
-      </w:r>
-    </w:p>
-    <w:p>
-      <w:pPr>
-        <w:spacing w:before="80" w:after="80"/>
-      </w:pPr>
-      <w:r>
-        <w:rPr>
-          <w:rFonts w:ascii="Arial" w:cs="Arial" w:eastAsia="Arial" w:hAnsi="Arial"/>
-          <w:color w:val="444444"/>
-          <w:sz w:val="22"/>
-          <w:szCs w:val="22"/>
-        </w:rPr>
-        <w:t xml:space="preserve">This section explains the technical architecture in plain language. No prior coding knowledge is required to understand it.</w:t>
-      </w:r>
-    </w:p>
-    <w:p>
-      <w:pPr>
-        <w:spacing w:before="160" w:after="0"/>
-      </w:pPr>
-      <w:r>
-        <w:t xml:space="preserve"/>
-      </w:r>
-    </w:p>
-    <w:p>
-      <w:pPr>
-        <w:pStyle w:val="Heading2"/>
-        <w:spacing w:before="320" w:after="120"/>
-      </w:pPr>
-      <w:r>
-        <w:rPr>
-          <w:rFonts w:ascii="Arial" w:cs="Arial" w:eastAsia="Arial" w:hAnsi="Arial"/>
-          <w:b/>
-          <w:bCs/>
-          <w:color w:val="006D75"/>
-          <w:sz w:val="26"/>
-          <w:szCs w:val="26"/>
-        </w:rPr>
-        <w:t xml:space="preserve">The Big Picture</w:t>
-      </w:r>
-    </w:p>
-    <w:p>
-      <w:pPr>
-        <w:spacing w:before="80" w:after="80"/>
-      </w:pPr>
-      <w:r>
-        <w:rPr>
-          <w:rFonts w:ascii="Arial" w:cs="Arial" w:eastAsia="Arial" w:hAnsi="Arial"/>
-          <w:color w:val="444444"/>
-          <w:sz w:val="22"/>
-          <w:szCs w:val="22"/>
-        </w:rPr>
-        <w:t xml:space="preserve">When a visitor loads the page containing the widget, the following happens in sequence:</w:t>
-      </w:r>
-    </w:p>
-    <w:p>
-      <w:pPr>
-        <w:spacing w:before="80" w:after="0"/>
-      </w:pPr>
-      <w:r>
-        <w:t xml:space="preserve"/>
-      </w:r>
-    </w:p>
-    <w:p>
-      <w:pPr>
-        <w:spacing w:before="60" w:after="60"/>
-        <w:ind w:left="440" w:hanging="220"/>
-      </w:pPr>
-      <w:r>
-        <w:rPr>
-          <w:rFonts w:ascii="Arial" w:cs="Arial" w:eastAsia="Arial" w:hAnsi="Arial"/>
-          <w:color w:val="006D75"/>
-          <w:sz w:val="22"/>
-          <w:szCs w:val="22"/>
-        </w:rPr>
-        <w:t xml:space="preserve">• </w:t>
-      </w:r>
-      <w:r>
-        <w:rPr>
-          <w:rFonts w:ascii="Arial" w:cs="Arial" w:eastAsia="Arial" w:hAnsi="Arial"/>
-          <w:color w:val="444444"/>
-          <w:sz w:val="22"/>
-          <w:szCs w:val="22"/>
-        </w:rPr>
-        <w:t xml:space="preserve">The browser downloads the HTML file and renders four coloured team cards with a loading animation.</w:t>
-      </w:r>
-    </w:p>
-    <w:p>
-      <w:pPr>
-        <w:spacing w:before="60" w:after="60"/>
-        <w:ind w:left="440" w:hanging="220"/>
-      </w:pPr>
-      <w:r>
-        <w:rPr>
-          <w:rFonts w:ascii="Arial" w:cs="Arial" w:eastAsia="Arial" w:hAnsi="Arial"/>
-          <w:color w:val="006D75"/>
-          <w:sz w:val="22"/>
-          <w:szCs w:val="22"/>
-        </w:rPr>
-        <w:t xml:space="preserve">• </w:t>
-      </w:r>
-      <w:r>
-        <w:rPr>
-          <w:rFonts w:ascii="Arial" w:cs="Arial" w:eastAsia="Arial" w:hAnsi="Arial"/>
-          <w:color w:val="444444"/>
-          <w:sz w:val="22"/>
-          <w:szCs w:val="22"/>
-        </w:rPr>
-        <w:t xml:space="preserve">JavaScript runs in the background and sends requests to ESPN's public API asking for each team's schedule.</w:t>
-      </w:r>
-    </w:p>
-    <w:p>
-      <w:pPr>
-        <w:spacing w:before="60" w:after="60"/>
-        <w:ind w:left="440" w:hanging="220"/>
-      </w:pPr>
-      <w:r>
-        <w:rPr>
-          <w:rFonts w:ascii="Arial" w:cs="Arial" w:eastAsia="Arial" w:hAnsi="Arial"/>
-          <w:color w:val="006D75"/>
-          <w:sz w:val="22"/>
-          <w:szCs w:val="22"/>
-        </w:rPr>
-        <w:t xml:space="preserve">• </w:t>
-      </w:r>
-      <w:r>
-        <w:rPr>
-          <w:rFonts w:ascii="Arial" w:cs="Arial" w:eastAsia="Arial" w:hAnsi="Arial"/>
-          <w:color w:val="444444"/>
-          <w:sz w:val="22"/>
-          <w:szCs w:val="22"/>
-        </w:rPr>
-        <w:t xml:space="preserve">The API responds with a list of games — past and upcoming — for each team.</w:t>
-      </w:r>
-    </w:p>
-    <w:p>
-      <w:pPr>
-        <w:spacing w:before="60" w:after="60"/>
-        <w:ind w:left="440" w:hanging="220"/>
-      </w:pPr>
-      <w:r>
-        <w:rPr>
-          <w:rFonts w:ascii="Arial" w:cs="Arial" w:eastAsia="Arial" w:hAnsi="Arial"/>
-          <w:color w:val="006D75"/>
-          <w:sz w:val="22"/>
-          <w:szCs w:val="22"/>
-        </w:rPr>
-        <w:t xml:space="preserve">• </w:t>
-      </w:r>
-      <w:r>
-        <w:rPr>
-          <w:rFonts w:ascii="Arial" w:cs="Arial" w:eastAsia="Arial" w:hAnsi="Arial"/>
-          <w:color w:val="444444"/>
-          <w:sz w:val="22"/>
-          <w:szCs w:val="22"/>
-        </w:rPr>
-        <w:t xml:space="preserve">The code filters the list to find the next game in the future, calculates the time remaining, and updates the card.</w:t>
-      </w:r>
-    </w:p>
-    <w:p>
-      <w:pPr>
-        <w:spacing w:before="60" w:after="60"/>
-        <w:ind w:left="440" w:hanging="220"/>
-      </w:pPr>
-      <w:r>
-        <w:rPr>
-          <w:rFonts w:ascii="Arial" w:cs="Arial" w:eastAsia="Arial" w:hAnsi="Arial"/>
-          <w:color w:val="006D75"/>
-          <w:sz w:val="22"/>
-          <w:szCs w:val="22"/>
-        </w:rPr>
-        <w:t xml:space="preserve">• </w:t>
-      </w:r>
-      <w:r>
-        <w:rPr>
-          <w:rFonts w:ascii="Arial" w:cs="Arial" w:eastAsia="Arial" w:hAnsi="Arial"/>
-          <w:color w:val="444444"/>
-          <w:sz w:val="22"/>
-          <w:szCs w:val="22"/>
-        </w:rPr>
-        <w:t xml:space="preserve">A one-second timer keeps the countdown ticking without needing to re-fetch from the API.</w:t>
-      </w:r>
-    </w:p>
-    <w:p>
-      <w:pPr>
-        <w:spacing w:before="160" w:after="0"/>
-      </w:pPr>
-      <w:r>
-        <w:t xml:space="preserve"/>
-      </w:r>
-    </w:p>
-    <w:p>
-      <w:pPr>
-        <w:pStyle w:val="Heading2"/>
-        <w:spacing w:before="320" w:after="120"/>
-      </w:pPr>
-      <w:r>
-        <w:rPr>
-          <w:rFonts w:ascii="Arial" w:cs="Arial" w:eastAsia="Arial" w:hAnsi="Arial"/>
-          <w:b/>
-          <w:bCs/>
-          <w:color w:val="006D75"/>
-          <w:sz w:val="26"/>
-          <w:szCs w:val="26"/>
-        </w:rPr>
-        <w:t xml:space="preserve">The Data Source</w:t>
-      </w:r>
-    </w:p>
-    <w:p>
-      <w:pPr>
-        <w:spacing w:before="80" w:after="80"/>
-      </w:pPr>
-      <w:r>
-        <w:rPr>
-          <w:rFonts w:ascii="Arial" w:cs="Arial" w:eastAsia="Arial" w:hAnsi="Arial"/>
-          <w:color w:val="444444"/>
-          <w:sz w:val="22"/>
-          <w:szCs w:val="22"/>
-        </w:rPr>
-        <w:t xml:space="preserve">All schedule data comes from ESPN's publicly available API. This API does not require an account or API key — it is the same data source that powers ESPN's own website. There are two types of endpoints used:</w:t>
+        <w:t xml:space="preserve">Whether a live score is shown depends on which ESPN API endpoint is used for that sport:</w:t>
       </w:r>
     </w:p>
     <w:p>
@@ -1944,7 +1723,7 @@
                 <w:sz w:val="20"/>
                 <w:szCs w:val="20"/>
               </w:rPr>
-              <w:t xml:space="preserve">Team Schedule Endpoint</w:t>
+              <w:t xml:space="preserve">Arsenal (EPL)</w:t>
             </w:r>
           </w:p>
         </w:tc>
@@ -1972,7 +1751,7 @@
                 <w:sz w:val="20"/>
                 <w:szCs w:val="20"/>
               </w:rPr>
-              <w:t xml:space="preserve">Used for NHL, NFL, and MLB. Returns all games for a given team in a given season. Called twice per team — once for the regular season and once for the postseason — so that playoff games are included.</w:t>
+              <w:t xml:space="preserve">Uses the EPL scoreboard endpoint which includes live scores. Score shown in large type during a match.</w:t>
             </w:r>
           </w:p>
         </w:tc>
@@ -2029,7 +1808,7 @@
                 <w:sz w:val="20"/>
                 <w:szCs w:val="20"/>
               </w:rPr>
-              <w:t xml:space="preserve">Scoreboard Endpoint</w:t>
+              <w:t xml:space="preserve">Sharks (NHL)</w:t>
             </w:r>
           </w:p>
         </w:tc>
@@ -2057,440 +1836,12 @@
                 <w:sz w:val="20"/>
                 <w:szCs w:val="20"/>
               </w:rPr>
-              <w:t xml:space="preserve">Used for Arsenal / EPL only. Rather than fetching by team and season (which was unreliable for the cross-year Premier League season), this endpoint fetches all EPL matches in a given date range and then filters for Arsenal's games. Two date ranges are queried to cover the full 2025–26 season.</w:t>
+              <w:t xml:space="preserve">Uses the team schedule endpoint which does not include live scores. Shows "In Progress" with the current period detail instead.</w:t>
             </w:r>
           </w:p>
         </w:tc>
       </w:tr>
     </w:tbl>
-    <w:p>
-      <w:pPr>
-        <w:spacing w:before="160" w:after="0"/>
-      </w:pPr>
-      <w:r>
-        <w:t xml:space="preserve"/>
-      </w:r>
-    </w:p>
-    <w:p>
-      <w:pPr>
-        <w:pStyle w:val="Heading2"/>
-        <w:spacing w:before="320" w:after="120"/>
-      </w:pPr>
-      <w:r>
-        <w:rPr>
-          <w:rFonts w:ascii="Arial" w:cs="Arial" w:eastAsia="Arial" w:hAnsi="Arial"/>
-          <w:b/>
-          <w:bCs/>
-          <w:color w:val="006D75"/>
-          <w:sz w:val="26"/>
-          <w:szCs w:val="26"/>
-        </w:rPr>
-        <w:t xml:space="preserve">Finding the Next Game</w:t>
-      </w:r>
-    </w:p>
-    <w:p>
-      <w:pPr>
-        <w:spacing w:before="80" w:after="80"/>
-      </w:pPr>
-      <w:r>
-        <w:rPr>
-          <w:rFonts w:ascii="Arial" w:cs="Arial" w:eastAsia="Arial" w:hAnsi="Arial"/>
-          <w:color w:val="444444"/>
-          <w:sz w:val="22"/>
-          <w:szCs w:val="22"/>
-        </w:rPr>
-        <w:t xml:space="preserve">Once the API data comes back, the code:</w:t>
-      </w:r>
-    </w:p>
-    <w:p>
-      <w:pPr>
-        <w:spacing w:before="80" w:after="0"/>
-      </w:pPr>
-      <w:r>
-        <w:t xml:space="preserve"/>
-      </w:r>
-    </w:p>
-    <w:p>
-      <w:pPr>
-        <w:spacing w:before="60" w:after="60"/>
-        <w:ind w:left="440" w:hanging="220"/>
-      </w:pPr>
-      <w:r>
-        <w:rPr>
-          <w:rFonts w:ascii="Arial" w:cs="Arial" w:eastAsia="Arial" w:hAnsi="Arial"/>
-          <w:color w:val="006D75"/>
-          <w:sz w:val="22"/>
-          <w:szCs w:val="22"/>
-        </w:rPr>
-        <w:t xml:space="preserve">• </w:t>
-      </w:r>
-      <w:r>
-        <w:rPr>
-          <w:rFonts w:ascii="Arial" w:cs="Arial" w:eastAsia="Arial" w:hAnsi="Arial"/>
-          <w:color w:val="444444"/>
-          <w:sz w:val="22"/>
-          <w:szCs w:val="22"/>
-        </w:rPr>
-        <w:t xml:space="preserve">Combines regular season and postseason events into one list (for NHL, NFL, MLB).</w:t>
-      </w:r>
-    </w:p>
-    <w:p>
-      <w:pPr>
-        <w:spacing w:before="60" w:after="60"/>
-        <w:ind w:left="440" w:hanging="220"/>
-      </w:pPr>
-      <w:r>
-        <w:rPr>
-          <w:rFonts w:ascii="Arial" w:cs="Arial" w:eastAsia="Arial" w:hAnsi="Arial"/>
-          <w:color w:val="006D75"/>
-          <w:sz w:val="22"/>
-          <w:szCs w:val="22"/>
-        </w:rPr>
-        <w:t xml:space="preserve">• </w:t>
-      </w:r>
-      <w:r>
-        <w:rPr>
-          <w:rFonts w:ascii="Arial" w:cs="Arial" w:eastAsia="Arial" w:hAnsi="Arial"/>
-          <w:color w:val="444444"/>
-          <w:sz w:val="22"/>
-          <w:szCs w:val="22"/>
-        </w:rPr>
-        <w:t xml:space="preserve">Filters out any games that have already happened (i.e., whose date is before right now).</w:t>
-      </w:r>
-    </w:p>
-    <w:p>
-      <w:pPr>
-        <w:spacing w:before="60" w:after="60"/>
-        <w:ind w:left="440" w:hanging="220"/>
-      </w:pPr>
-      <w:r>
-        <w:rPr>
-          <w:rFonts w:ascii="Arial" w:cs="Arial" w:eastAsia="Arial" w:hAnsi="Arial"/>
-          <w:color w:val="006D75"/>
-          <w:sz w:val="22"/>
-          <w:szCs w:val="22"/>
-        </w:rPr>
-        <w:t xml:space="preserve">• </w:t>
-      </w:r>
-      <w:r>
-        <w:rPr>
-          <w:rFonts w:ascii="Arial" w:cs="Arial" w:eastAsia="Arial" w:hAnsi="Arial"/>
-          <w:color w:val="444444"/>
-          <w:sz w:val="22"/>
-          <w:szCs w:val="22"/>
-        </w:rPr>
-        <w:t xml:space="preserve">Sorts the remaining games by date, earliest first.</w:t>
-      </w:r>
-    </w:p>
-    <w:p>
-      <w:pPr>
-        <w:spacing w:before="60" w:after="60"/>
-        <w:ind w:left="440" w:hanging="220"/>
-      </w:pPr>
-      <w:r>
-        <w:rPr>
-          <w:rFonts w:ascii="Arial" w:cs="Arial" w:eastAsia="Arial" w:hAnsi="Arial"/>
-          <w:color w:val="006D75"/>
-          <w:sz w:val="22"/>
-          <w:szCs w:val="22"/>
-        </w:rPr>
-        <w:t xml:space="preserve">• </w:t>
-      </w:r>
-      <w:r>
-        <w:rPr>
-          <w:rFonts w:ascii="Arial" w:cs="Arial" w:eastAsia="Arial" w:hAnsi="Arial"/>
-          <w:color w:val="444444"/>
-          <w:sz w:val="22"/>
-          <w:szCs w:val="22"/>
-        </w:rPr>
-        <w:t xml:space="preserve">Takes the very first game in that sorted list — that is the next game.</w:t>
-      </w:r>
-    </w:p>
-    <w:p>
-      <w:pPr>
-        <w:spacing w:before="80" w:after="0"/>
-      </w:pPr>
-      <w:r>
-        <w:t xml:space="preserve"/>
-      </w:r>
-    </w:p>
-    <w:p>
-      <w:pPr>
-        <w:spacing w:before="80" w:after="80"/>
-      </w:pPr>
-      <w:r>
-        <w:rPr>
-          <w:rFonts w:ascii="Arial" w:cs="Arial" w:eastAsia="Arial" w:hAnsi="Arial"/>
-          <w:color w:val="444444"/>
-          <w:sz w:val="22"/>
-          <w:szCs w:val="22"/>
-        </w:rPr>
-        <w:t xml:space="preserve">If no future games are found after filtering, the widget checks whether there are any past games to confirm the season has been played. If past games exist, it shows the Offseason state. If no games are found at all, it also falls back to the Offseason state.</w:t>
-      </w:r>
-    </w:p>
-    <w:p>
-      <w:pPr>
-        <w:spacing w:before="160" w:after="0"/>
-      </w:pPr>
-      <w:r>
-        <w:t xml:space="preserve"/>
-      </w:r>
-    </w:p>
-    <w:p>
-      <w:pPr>
-        <w:pStyle w:val="Heading2"/>
-        <w:spacing w:before="320" w:after="120"/>
-      </w:pPr>
-      <w:r>
-        <w:rPr>
-          <w:rFonts w:ascii="Arial" w:cs="Arial" w:eastAsia="Arial" w:hAnsi="Arial"/>
-          <w:b/>
-          <w:bCs/>
-          <w:color w:val="006D75"/>
-          <w:sz w:val="26"/>
-          <w:szCs w:val="26"/>
-        </w:rPr>
-        <w:t xml:space="preserve">The Countdown Timer</w:t>
-      </w:r>
-    </w:p>
-    <w:p>
-      <w:pPr>
-        <w:spacing w:before="80" w:after="80"/>
-      </w:pPr>
-      <w:r>
-        <w:rPr>
-          <w:rFonts w:ascii="Arial" w:cs="Arial" w:eastAsia="Arial" w:hAnsi="Arial"/>
-          <w:color w:val="444444"/>
-          <w:sz w:val="22"/>
-          <w:szCs w:val="22"/>
-        </w:rPr>
-        <w:t xml:space="preserve">Once the next game date and time is known, the countdown works as follows:</w:t>
-      </w:r>
-    </w:p>
-    <w:p>
-      <w:pPr>
-        <w:spacing w:before="80" w:after="0"/>
-      </w:pPr>
-      <w:r>
-        <w:t xml:space="preserve"/>
-      </w:r>
-    </w:p>
-    <w:p>
-      <w:pPr>
-        <w:spacing w:before="60" w:after="60"/>
-        <w:ind w:left="440" w:hanging="220"/>
-      </w:pPr>
-      <w:r>
-        <w:rPr>
-          <w:rFonts w:ascii="Arial" w:cs="Arial" w:eastAsia="Arial" w:hAnsi="Arial"/>
-          <w:color w:val="006D75"/>
-          <w:sz w:val="22"/>
-          <w:szCs w:val="22"/>
-        </w:rPr>
-        <w:t xml:space="preserve">• </w:t>
-      </w:r>
-      <w:r>
-        <w:rPr>
-          <w:rFonts w:ascii="Arial" w:cs="Arial" w:eastAsia="Arial" w:hAnsi="Arial"/>
-          <w:color w:val="444444"/>
-          <w:sz w:val="22"/>
-          <w:szCs w:val="22"/>
-        </w:rPr>
-        <w:t xml:space="preserve">The difference between right now and the game's start time is calculated in milliseconds.</w:t>
-      </w:r>
-    </w:p>
-    <w:p>
-      <w:pPr>
-        <w:spacing w:before="60" w:after="60"/>
-        <w:ind w:left="440" w:hanging="220"/>
-      </w:pPr>
-      <w:r>
-        <w:rPr>
-          <w:rFonts w:ascii="Arial" w:cs="Arial" w:eastAsia="Arial" w:hAnsi="Arial"/>
-          <w:color w:val="006D75"/>
-          <w:sz w:val="22"/>
-          <w:szCs w:val="22"/>
-        </w:rPr>
-        <w:t xml:space="preserve">• </w:t>
-      </w:r>
-      <w:r>
-        <w:rPr>
-          <w:rFonts w:ascii="Arial" w:cs="Arial" w:eastAsia="Arial" w:hAnsi="Arial"/>
-          <w:color w:val="444444"/>
-          <w:sz w:val="22"/>
-          <w:szCs w:val="22"/>
-        </w:rPr>
-        <w:t xml:space="preserve">That number is broken down into days, hours, minutes, and seconds.</w:t>
-      </w:r>
-    </w:p>
-    <w:p>
-      <w:pPr>
-        <w:spacing w:before="60" w:after="60"/>
-        <w:ind w:left="440" w:hanging="220"/>
-      </w:pPr>
-      <w:r>
-        <w:rPr>
-          <w:rFonts w:ascii="Arial" w:cs="Arial" w:eastAsia="Arial" w:hAnsi="Arial"/>
-          <w:color w:val="006D75"/>
-          <w:sz w:val="22"/>
-          <w:szCs w:val="22"/>
-        </w:rPr>
-        <w:t xml:space="preserve">• </w:t>
-      </w:r>
-      <w:r>
-        <w:rPr>
-          <w:rFonts w:ascii="Arial" w:cs="Arial" w:eastAsia="Arial" w:hAnsi="Arial"/>
-          <w:color w:val="444444"/>
-          <w:sz w:val="22"/>
-          <w:szCs w:val="22"/>
-        </w:rPr>
-        <w:t xml:space="preserve">Every second, only the number elements on screen are updated — the rest of the card is left untouched. This is efficient and avoids flickering.</w:t>
-      </w:r>
-    </w:p>
-    <w:p>
-      <w:pPr>
-        <w:spacing w:before="60" w:after="60"/>
-        <w:ind w:left="440" w:hanging="220"/>
-      </w:pPr>
-      <w:r>
-        <w:rPr>
-          <w:rFonts w:ascii="Arial" w:cs="Arial" w:eastAsia="Arial" w:hAnsi="Arial"/>
-          <w:color w:val="006D75"/>
-          <w:sz w:val="22"/>
-          <w:szCs w:val="22"/>
-        </w:rPr>
-        <w:t xml:space="preserve">• </w:t>
-      </w:r>
-      <w:r>
-        <w:rPr>
-          <w:rFonts w:ascii="Arial" w:cs="Arial" w:eastAsia="Arial" w:hAnsi="Arial"/>
-          <w:color w:val="444444"/>
-          <w:sz w:val="22"/>
-          <w:szCs w:val="22"/>
-        </w:rPr>
-        <w:t xml:space="preserve">When the countdown reaches zero, the card switches to show "Game is starting now!" instead of numbers.</w:t>
-      </w:r>
-    </w:p>
-    <w:p>
-      <w:pPr>
-        <w:spacing w:before="160" w:after="0"/>
-      </w:pPr>
-      <w:r>
-        <w:t xml:space="preserve"/>
-      </w:r>
-    </w:p>
-    <w:p>
-      <w:pPr>
-        <w:pStyle w:val="Heading2"/>
-        <w:spacing w:before="320" w:after="120"/>
-      </w:pPr>
-      <w:r>
-        <w:rPr>
-          <w:rFonts w:ascii="Arial" w:cs="Arial" w:eastAsia="Arial" w:hAnsi="Arial"/>
-          <w:b/>
-          <w:bCs/>
-          <w:color w:val="006D75"/>
-          <w:sz w:val="26"/>
-          <w:szCs w:val="26"/>
-        </w:rPr>
-        <w:t xml:space="preserve">Score Parsing</w:t>
-      </w:r>
-    </w:p>
-    <w:p>
-      <w:pPr>
-        <w:spacing w:before="80" w:after="80"/>
-      </w:pPr>
-      <w:r>
-        <w:rPr>
-          <w:rFonts w:ascii="Arial" w:cs="Arial" w:eastAsia="Arial" w:hAnsi="Arial"/>
-          <w:color w:val="444444"/>
-          <w:sz w:val="22"/>
-          <w:szCs w:val="22"/>
-        </w:rPr>
-        <w:t xml:space="preserve">ESPN's API can return scores in two different formats depending on the sport and game state — sometimes as a plain number (e.g. "3") and sometimes as an object with a display value (e.g. { displayValue: "3" }). The code handles both formats using a helper function that checks which shape the data is in and extracts the right value. This prevents the raw object from being displayed on screen as "[object Object]".</w:t>
-      </w:r>
-    </w:p>
-    <w:p>
-      <w:pPr>
-        <w:pBdr>
-          <w:bottom w:val="single" w:color="DDDDDD" w:sz="4"/>
-        </w:pBdr>
-        <w:spacing w:before="200" w:after="200"/>
-      </w:pPr>
-      <w:r>
-        <w:t xml:space="preserve"/>
-      </w:r>
-    </w:p>
-    <w:p>
-      <w:pPr>
-        <w:pStyle w:val="Heading1"/>
-        <w:spacing w:before="400" w:after="160"/>
-      </w:pPr>
-      <w:r>
-        <w:rPr>
-          <w:rFonts w:ascii="Arial" w:cs="Arial" w:eastAsia="Arial" w:hAnsi="Arial"/>
-          <w:b/>
-          <w:bCs/>
-          <w:color w:val="1A1A1A"/>
-          <w:sz w:val="36"/>
-          <w:szCs w:val="36"/>
-        </w:rPr>
-        <w:t xml:space="preserve">4. Technical Reference</w:t>
-      </w:r>
-    </w:p>
-    <w:p>
-      <w:pPr>
-        <w:spacing w:before="80" w:after="80"/>
-      </w:pPr>
-      <w:r>
-        <w:rPr>
-          <w:rFonts w:ascii="Arial" w:cs="Arial" w:eastAsia="Arial" w:hAnsi="Arial"/>
-          <w:color w:val="444444"/>
-          <w:sz w:val="22"/>
-          <w:szCs w:val="22"/>
-        </w:rPr>
-        <w:t xml:space="preserve">This section is intended for developers who need to modify, extend, or debug the widget.</w:t>
-      </w:r>
-    </w:p>
-    <w:p>
-      <w:pPr>
-        <w:spacing w:before="160" w:after="0"/>
-      </w:pPr>
-      <w:r>
-        <w:t xml:space="preserve"/>
-      </w:r>
-    </w:p>
-    <w:p>
-      <w:pPr>
-        <w:pStyle w:val="Heading2"/>
-        <w:spacing w:before="320" w:after="120"/>
-      </w:pPr>
-      <w:r>
-        <w:rPr>
-          <w:rFonts w:ascii="Arial" w:cs="Arial" w:eastAsia="Arial" w:hAnsi="Arial"/>
-          <w:b/>
-          <w:bCs/>
-          <w:color w:val="006D75"/>
-          <w:sz w:val="26"/>
-          <w:szCs w:val="26"/>
-        </w:rPr>
-        <w:t xml:space="preserve">File Structure</w:t>
-      </w:r>
-    </w:p>
-    <w:p>
-      <w:pPr>
-        <w:spacing w:before="80" w:after="80"/>
-      </w:pPr>
-      <w:r>
-        <w:rPr>
-          <w:rFonts w:ascii="Arial" w:cs="Arial" w:eastAsia="Arial" w:hAnsi="Arial"/>
-          <w:color w:val="444444"/>
-          <w:sz w:val="22"/>
-          <w:szCs w:val="22"/>
-        </w:rPr>
-        <w:t xml:space="preserve">The entire widget is a single self-contained HTML file. It has three parts:</w:t>
-      </w:r>
-    </w:p>
     <w:p>
       <w:pPr>
         <w:spacing w:before="80" w:after="0"/>
@@ -2542,7 +1893,7 @@
                 <w:sz w:val="20"/>
                 <w:szCs w:val="20"/>
               </w:rPr>
-              <w:t xml:space="preserve">&lt;style&gt; block</w:t>
+              <w:t xml:space="preserve">49ers (NFL)</w:t>
             </w:r>
           </w:p>
         </w:tc>
@@ -2570,7 +1921,7 @@
                 <w:sz w:val="20"/>
                 <w:szCs w:val="20"/>
               </w:rPr>
-              <w:t xml:space="preserve">All visual styling — card colors, fonts, layout, spacing, responsive breakpoints. Uses CSS custom properties and absolute positioning to lock card content to consistent positions.</w:t>
+              <w:t xml:space="preserve">Uses the team schedule endpoint. Shows "In Progress" with game detail when live.</w:t>
             </w:r>
           </w:p>
         </w:tc>
@@ -2627,7 +1978,7 @@
                 <w:sz w:val="20"/>
                 <w:szCs w:val="20"/>
               </w:rPr>
-              <w:t xml:space="preserve">&lt;body&gt; block</w:t>
+              <w:t xml:space="preserve">Giants (MLB)</w:t>
             </w:r>
           </w:p>
         </w:tc>
@@ -2655,12 +2006,429 @@
                 <w:sz w:val="20"/>
                 <w:szCs w:val="20"/>
               </w:rPr>
-              <w:t xml:space="preserve">Static HTML structure — four card elements with placeholder loading states. JavaScript replaces the inner content of each card once data loads.</w:t>
+              <w:t xml:space="preserve">Uses the team schedule endpoint. Shows "In Progress" with game detail when live.</w:t>
             </w:r>
           </w:p>
         </w:tc>
       </w:tr>
     </w:tbl>
+    <w:p>
+      <w:pPr>
+        <w:spacing w:before="160" w:after="0"/>
+      </w:pPr>
+      <w:r>
+        <w:t xml:space="preserve"/>
+      </w:r>
+    </w:p>
+    <w:p>
+      <w:pPr>
+        <w:pStyle w:val="Heading2"/>
+        <w:spacing w:before="320" w:after="120"/>
+      </w:pPr>
+      <w:r>
+        <w:rPr>
+          <w:rFonts w:ascii="Arial" w:cs="Arial" w:eastAsia="Arial" w:hAnsi="Arial"/>
+          <w:b/>
+          <w:bCs/>
+          <w:color w:val="006D75"/>
+          <w:sz w:val="26"/>
+          <w:szCs w:val="26"/>
+        </w:rPr>
+        <w:t xml:space="preserve">Out of Scope</w:t>
+      </w:r>
+    </w:p>
+    <w:p>
+      <w:pPr>
+        <w:spacing w:before="60" w:after="60"/>
+        <w:ind w:left="440" w:hanging="220"/>
+      </w:pPr>
+      <w:r>
+        <w:rPr>
+          <w:rFonts w:ascii="Arial" w:cs="Arial" w:eastAsia="Arial" w:hAnsi="Arial"/>
+          <w:color w:val="006D75"/>
+          <w:sz w:val="22"/>
+          <w:szCs w:val="22"/>
+        </w:rPr>
+        <w:t xml:space="preserve">• </w:t>
+      </w:r>
+      <w:r>
+        <w:rPr>
+          <w:rFonts w:ascii="Arial" w:cs="Arial" w:eastAsia="Arial" w:hAnsi="Arial"/>
+          <w:color w:val="444444"/>
+          <w:sz w:val="22"/>
+          <w:szCs w:val="22"/>
+        </w:rPr>
+        <w:t xml:space="preserve">Real-time live score updates (scores reflect the moment the page was loaded)</w:t>
+      </w:r>
+    </w:p>
+    <w:p>
+      <w:pPr>
+        <w:spacing w:before="60" w:after="60"/>
+        <w:ind w:left="440" w:hanging="220"/>
+      </w:pPr>
+      <w:r>
+        <w:rPr>
+          <w:rFonts w:ascii="Arial" w:cs="Arial" w:eastAsia="Arial" w:hAnsi="Arial"/>
+          <w:color w:val="006D75"/>
+          <w:sz w:val="22"/>
+          <w:szCs w:val="22"/>
+        </w:rPr>
+        <w:t xml:space="preserve">• </w:t>
+      </w:r>
+      <w:r>
+        <w:rPr>
+          <w:rFonts w:ascii="Arial" w:cs="Arial" w:eastAsia="Arial" w:hAnsi="Arial"/>
+          <w:color w:val="444444"/>
+          <w:sz w:val="22"/>
+          <w:szCs w:val="22"/>
+        </w:rPr>
+        <w:t xml:space="preserve">Player statistics or standings</w:t>
+      </w:r>
+    </w:p>
+    <w:p>
+      <w:pPr>
+        <w:spacing w:before="60" w:after="60"/>
+        <w:ind w:left="440" w:hanging="220"/>
+      </w:pPr>
+      <w:r>
+        <w:rPr>
+          <w:rFonts w:ascii="Arial" w:cs="Arial" w:eastAsia="Arial" w:hAnsi="Arial"/>
+          <w:color w:val="006D75"/>
+          <w:sz w:val="22"/>
+          <w:szCs w:val="22"/>
+        </w:rPr>
+        <w:t xml:space="preserve">• </w:t>
+      </w:r>
+      <w:r>
+        <w:rPr>
+          <w:rFonts w:ascii="Arial" w:cs="Arial" w:eastAsia="Arial" w:hAnsi="Arial"/>
+          <w:color w:val="444444"/>
+          <w:sz w:val="22"/>
+          <w:szCs w:val="22"/>
+        </w:rPr>
+        <w:t xml:space="preserve">Push notifications or background refresh</w:t>
+      </w:r>
+    </w:p>
+    <w:p>
+      <w:pPr>
+        <w:spacing w:before="60" w:after="60"/>
+        <w:ind w:left="440" w:hanging="220"/>
+      </w:pPr>
+      <w:r>
+        <w:rPr>
+          <w:rFonts w:ascii="Arial" w:cs="Arial" w:eastAsia="Arial" w:hAnsi="Arial"/>
+          <w:color w:val="006D75"/>
+          <w:sz w:val="22"/>
+          <w:szCs w:val="22"/>
+        </w:rPr>
+        <w:t xml:space="preserve">• </w:t>
+      </w:r>
+      <w:r>
+        <w:rPr>
+          <w:rFonts w:ascii="Arial" w:cs="Arial" w:eastAsia="Arial" w:hAnsi="Arial"/>
+          <w:color w:val="444444"/>
+          <w:sz w:val="22"/>
+          <w:szCs w:val="22"/>
+        </w:rPr>
+        <w:t xml:space="preserve">User interaction beyond page load</w:t>
+      </w:r>
+    </w:p>
+    <w:p>
+      <w:pPr>
+        <w:spacing w:before="60" w:after="60"/>
+        <w:ind w:left="440" w:hanging="220"/>
+      </w:pPr>
+      <w:r>
+        <w:rPr>
+          <w:rFonts w:ascii="Arial" w:cs="Arial" w:eastAsia="Arial" w:hAnsi="Arial"/>
+          <w:color w:val="006D75"/>
+          <w:sz w:val="22"/>
+          <w:szCs w:val="22"/>
+        </w:rPr>
+        <w:t xml:space="preserve">• </w:t>
+      </w:r>
+      <w:r>
+        <w:rPr>
+          <w:rFonts w:ascii="Arial" w:cs="Arial" w:eastAsia="Arial" w:hAnsi="Arial"/>
+          <w:color w:val="444444"/>
+          <w:sz w:val="22"/>
+          <w:szCs w:val="22"/>
+        </w:rPr>
+        <w:t xml:space="preserve">Authentication or personalisation</w:t>
+      </w:r>
+    </w:p>
+    <w:p>
+      <w:pPr>
+        <w:pBdr>
+          <w:bottom w:val="single" w:color="DDDDDD" w:sz="4"/>
+        </w:pBdr>
+        <w:spacing w:before="200" w:after="200"/>
+      </w:pPr>
+      <w:r>
+        <w:t xml:space="preserve"/>
+      </w:r>
+    </w:p>
+    <w:p>
+      <w:pPr>
+        <w:pStyle w:val="Heading1"/>
+        <w:spacing w:before="400" w:after="160"/>
+      </w:pPr>
+      <w:r>
+        <w:rPr>
+          <w:rFonts w:ascii="Arial" w:cs="Arial" w:eastAsia="Arial" w:hAnsi="Arial"/>
+          <w:b/>
+          <w:bCs/>
+          <w:color w:val="1A1A1A"/>
+          <w:sz w:val="36"/>
+          <w:szCs w:val="36"/>
+        </w:rPr>
+        <w:t xml:space="preserve">3. How It Works</w:t>
+      </w:r>
+    </w:p>
+    <w:p>
+      <w:pPr>
+        <w:spacing w:before="80" w:after="80"/>
+      </w:pPr>
+      <w:r>
+        <w:rPr>
+          <w:rFonts w:ascii="Arial" w:cs="Arial" w:eastAsia="Arial" w:hAnsi="Arial"/>
+          <w:color w:val="444444"/>
+          <w:sz w:val="22"/>
+          <w:szCs w:val="22"/>
+        </w:rPr>
+        <w:t xml:space="preserve">This section explains the technical architecture in plain language. No prior coding knowledge is required to understand it.</w:t>
+      </w:r>
+    </w:p>
+    <w:p>
+      <w:pPr>
+        <w:spacing w:before="160" w:after="0"/>
+      </w:pPr>
+      <w:r>
+        <w:t xml:space="preserve"/>
+      </w:r>
+    </w:p>
+    <w:p>
+      <w:pPr>
+        <w:pStyle w:val="Heading2"/>
+        <w:spacing w:before="320" w:after="120"/>
+      </w:pPr>
+      <w:r>
+        <w:rPr>
+          <w:rFonts w:ascii="Arial" w:cs="Arial" w:eastAsia="Arial" w:hAnsi="Arial"/>
+          <w:b/>
+          <w:bCs/>
+          <w:color w:val="006D75"/>
+          <w:sz w:val="26"/>
+          <w:szCs w:val="26"/>
+        </w:rPr>
+        <w:t xml:space="preserve">The Big Picture</w:t>
+      </w:r>
+    </w:p>
+    <w:p>
+      <w:pPr>
+        <w:spacing w:before="80" w:after="80"/>
+      </w:pPr>
+      <w:r>
+        <w:rPr>
+          <w:rFonts w:ascii="Arial" w:cs="Arial" w:eastAsia="Arial" w:hAnsi="Arial"/>
+          <w:color w:val="444444"/>
+          <w:sz w:val="22"/>
+          <w:szCs w:val="22"/>
+        </w:rPr>
+        <w:t xml:space="preserve">When a visitor loads the page containing the widget, the following happens in sequence:</w:t>
+      </w:r>
+    </w:p>
+    <w:p>
+      <w:pPr>
+        <w:spacing w:before="80" w:after="0"/>
+      </w:pPr>
+      <w:r>
+        <w:t xml:space="preserve"/>
+      </w:r>
+    </w:p>
+    <w:p>
+      <w:pPr>
+        <w:spacing w:before="60" w:after="60"/>
+        <w:ind w:left="440" w:hanging="220"/>
+      </w:pPr>
+      <w:r>
+        <w:rPr>
+          <w:rFonts w:ascii="Arial" w:cs="Arial" w:eastAsia="Arial" w:hAnsi="Arial"/>
+          <w:color w:val="006D75"/>
+          <w:sz w:val="22"/>
+          <w:szCs w:val="22"/>
+        </w:rPr>
+        <w:t xml:space="preserve">• </w:t>
+      </w:r>
+      <w:r>
+        <w:rPr>
+          <w:rFonts w:ascii="Arial" w:cs="Arial" w:eastAsia="Arial" w:hAnsi="Arial"/>
+          <w:color w:val="444444"/>
+          <w:sz w:val="22"/>
+          <w:szCs w:val="22"/>
+        </w:rPr>
+        <w:t xml:space="preserve">The browser downloads the HTML file and renders four coloured team cards with a loading animation.</w:t>
+      </w:r>
+    </w:p>
+    <w:p>
+      <w:pPr>
+        <w:spacing w:before="60" w:after="60"/>
+        <w:ind w:left="440" w:hanging="220"/>
+      </w:pPr>
+      <w:r>
+        <w:rPr>
+          <w:rFonts w:ascii="Arial" w:cs="Arial" w:eastAsia="Arial" w:hAnsi="Arial"/>
+          <w:color w:val="006D75"/>
+          <w:sz w:val="22"/>
+          <w:szCs w:val="22"/>
+        </w:rPr>
+        <w:t xml:space="preserve">• </w:t>
+      </w:r>
+      <w:r>
+        <w:rPr>
+          <w:rFonts w:ascii="Arial" w:cs="Arial" w:eastAsia="Arial" w:hAnsi="Arial"/>
+          <w:color w:val="444444"/>
+          <w:sz w:val="22"/>
+          <w:szCs w:val="22"/>
+        </w:rPr>
+        <w:t xml:space="preserve">JavaScript runs in the background and sends requests to ESPN's public API for each team's schedule.</w:t>
+      </w:r>
+    </w:p>
+    <w:p>
+      <w:pPr>
+        <w:spacing w:before="60" w:after="60"/>
+        <w:ind w:left="440" w:hanging="220"/>
+      </w:pPr>
+      <w:r>
+        <w:rPr>
+          <w:rFonts w:ascii="Arial" w:cs="Arial" w:eastAsia="Arial" w:hAnsi="Arial"/>
+          <w:color w:val="006D75"/>
+          <w:sz w:val="22"/>
+          <w:szCs w:val="22"/>
+        </w:rPr>
+        <w:t xml:space="preserve">• </w:t>
+      </w:r>
+      <w:r>
+        <w:rPr>
+          <w:rFonts w:ascii="Arial" w:cs="Arial" w:eastAsia="Arial" w:hAnsi="Arial"/>
+          <w:color w:val="444444"/>
+          <w:sz w:val="22"/>
+          <w:szCs w:val="22"/>
+        </w:rPr>
+        <w:t xml:space="preserve">The API responds with a list of games — past, upcoming, and potentially live — for each team.</w:t>
+      </w:r>
+    </w:p>
+    <w:p>
+      <w:pPr>
+        <w:spacing w:before="60" w:after="60"/>
+        <w:ind w:left="440" w:hanging="220"/>
+      </w:pPr>
+      <w:r>
+        <w:rPr>
+          <w:rFonts w:ascii="Arial" w:cs="Arial" w:eastAsia="Arial" w:hAnsi="Arial"/>
+          <w:color w:val="006D75"/>
+          <w:sz w:val="22"/>
+          <w:szCs w:val="22"/>
+        </w:rPr>
+        <w:t xml:space="preserve">• </w:t>
+      </w:r>
+      <w:r>
+        <w:rPr>
+          <w:rFonts w:ascii="Arial" w:cs="Arial" w:eastAsia="Arial" w:hAnsi="Arial"/>
+          <w:color w:val="444444"/>
+          <w:sz w:val="22"/>
+          <w:szCs w:val="22"/>
+        </w:rPr>
+        <w:t xml:space="preserve">The code first checks if any game is currently in progress. If so, it shows the live state immediately.</w:t>
+      </w:r>
+    </w:p>
+    <w:p>
+      <w:pPr>
+        <w:spacing w:before="60" w:after="60"/>
+        <w:ind w:left="440" w:hanging="220"/>
+      </w:pPr>
+      <w:r>
+        <w:rPr>
+          <w:rFonts w:ascii="Arial" w:cs="Arial" w:eastAsia="Arial" w:hAnsi="Arial"/>
+          <w:color w:val="006D75"/>
+          <w:sz w:val="22"/>
+          <w:szCs w:val="22"/>
+        </w:rPr>
+        <w:t xml:space="preserve">• </w:t>
+      </w:r>
+      <w:r>
+        <w:rPr>
+          <w:rFonts w:ascii="Arial" w:cs="Arial" w:eastAsia="Arial" w:hAnsi="Arial"/>
+          <w:color w:val="444444"/>
+          <w:sz w:val="22"/>
+          <w:szCs w:val="22"/>
+        </w:rPr>
+        <w:t xml:space="preserve">If no live game is found, it filters for the next future game, calculates the time remaining, and starts the countdown.</w:t>
+      </w:r>
+    </w:p>
+    <w:p>
+      <w:pPr>
+        <w:spacing w:before="60" w:after="60"/>
+        <w:ind w:left="440" w:hanging="220"/>
+      </w:pPr>
+      <w:r>
+        <w:rPr>
+          <w:rFonts w:ascii="Arial" w:cs="Arial" w:eastAsia="Arial" w:hAnsi="Arial"/>
+          <w:color w:val="006D75"/>
+          <w:sz w:val="22"/>
+          <w:szCs w:val="22"/>
+        </w:rPr>
+        <w:t xml:space="preserve">• </w:t>
+      </w:r>
+      <w:r>
+        <w:rPr>
+          <w:rFonts w:ascii="Arial" w:cs="Arial" w:eastAsia="Arial" w:hAnsi="Arial"/>
+          <w:color w:val="444444"/>
+          <w:sz w:val="22"/>
+          <w:szCs w:val="22"/>
+        </w:rPr>
+        <w:t xml:space="preserve">A one-second interval keeps the countdown ticking without needing to re-fetch from the API.</w:t>
+      </w:r>
+    </w:p>
+    <w:p>
+      <w:pPr>
+        <w:spacing w:before="160" w:after="0"/>
+      </w:pPr>
+      <w:r>
+        <w:t xml:space="preserve"/>
+      </w:r>
+    </w:p>
+    <w:p>
+      <w:pPr>
+        <w:pStyle w:val="Heading2"/>
+        <w:spacing w:before="320" w:after="120"/>
+      </w:pPr>
+      <w:r>
+        <w:rPr>
+          <w:rFonts w:ascii="Arial" w:cs="Arial" w:eastAsia="Arial" w:hAnsi="Arial"/>
+          <w:b/>
+          <w:bCs/>
+          <w:color w:val="006D75"/>
+          <w:sz w:val="26"/>
+          <w:szCs w:val="26"/>
+        </w:rPr>
+        <w:t xml:space="preserve">The Data Source</w:t>
+      </w:r>
+    </w:p>
+    <w:p>
+      <w:pPr>
+        <w:spacing w:before="80" w:after="80"/>
+      </w:pPr>
+      <w:r>
+        <w:rPr>
+          <w:rFonts w:ascii="Arial" w:cs="Arial" w:eastAsia="Arial" w:hAnsi="Arial"/>
+          <w:color w:val="444444"/>
+          <w:sz w:val="22"/>
+          <w:szCs w:val="22"/>
+        </w:rPr>
+        <w:t xml:space="preserve">All data comes from ESPN's publicly available API — the same source that powers ESPN's own website. No account or API key is required. Two types of endpoints are used:</w:t>
+      </w:r>
+    </w:p>
     <w:p>
       <w:pPr>
         <w:spacing w:before="80" w:after="0"/>
@@ -2712,7 +2480,7 @@
                 <w:sz w:val="20"/>
                 <w:szCs w:val="20"/>
               </w:rPr>
-              <w:t xml:space="preserve">&lt;script&gt; block</w:t>
+              <w:t xml:space="preserve">Team Schedule Endpoint</w:t>
             </w:r>
           </w:p>
         </w:tc>
@@ -2740,658 +2508,12 @@
                 <w:sz w:val="20"/>
                 <w:szCs w:val="20"/>
               </w:rPr>
-              <w:t xml:space="preserve">All application logic — team configuration, API calls, data parsing, countdown rendering, and DOM updates.</w:t>
+              <w:t xml:space="preserve">Used for NHL, NFL, and MLB. Returns all games for a given team in a given season. Called twice per team — once for the regular season and once for the postseason — so playoff games are always included. Does not include live scores during in-progress games.</w:t>
             </w:r>
           </w:p>
         </w:tc>
       </w:tr>
     </w:tbl>
-    <w:p>
-      <w:pPr>
-        <w:spacing w:before="160" w:after="0"/>
-      </w:pPr>
-      <w:r>
-        <w:t xml:space="preserve"/>
-      </w:r>
-    </w:p>
-    <w:p>
-      <w:pPr>
-        <w:pStyle w:val="Heading2"/>
-        <w:spacing w:before="320" w:after="120"/>
-      </w:pPr>
-      <w:r>
-        <w:rPr>
-          <w:rFonts w:ascii="Arial" w:cs="Arial" w:eastAsia="Arial" w:hAnsi="Arial"/>
-          <w:b/>
-          <w:bCs/>
-          <w:color w:val="006D75"/>
-          <w:sz w:val="26"/>
-          <w:szCs w:val="26"/>
-        </w:rPr>
-        <w:t xml:space="preserve">Key Configuration</w:t>
-      </w:r>
-    </w:p>
-    <w:p>
-      <w:pPr>
-        <w:spacing w:before="80" w:after="80"/>
-      </w:pPr>
-      <w:r>
-        <w:rPr>
-          <w:rFonts w:ascii="Arial" w:cs="Arial" w:eastAsia="Arial" w:hAnsi="Arial"/>
-          <w:color w:val="444444"/>
-          <w:sz w:val="22"/>
-          <w:szCs w:val="22"/>
-        </w:rPr>
-        <w:t xml:space="preserve">To change teams, update the TEAMS array near the top of the &lt;script&gt; block:</w:t>
-      </w:r>
-    </w:p>
-    <w:p>
-      <w:pPr>
-        <w:spacing w:before="80" w:after="0"/>
-      </w:pPr>
-      <w:r>
-        <w:t xml:space="preserve"/>
-      </w:r>
-    </w:p>
-    <w:p>
-      <w:pPr>
-        <w:spacing w:before="60" w:after="60"/>
-        <w:ind w:left="440"/>
-      </w:pPr>
-      <w:r>
-        <w:rPr>
-          <w:rFonts w:ascii="Courier New" w:cs="Courier New" w:eastAsia="Courier New" w:hAnsi="Courier New"/>
-          <w:color w:val="555555"/>
-          <w:sz w:val="18"/>
-          <w:szCs w:val="18"/>
-        </w:rPr>
-        <w:t xml:space="preserve">const TEAMS = [</w:t>
-      </w:r>
-    </w:p>
-    <w:p>
-      <w:pPr>
-        <w:spacing w:before="60" w:after="60"/>
-        <w:ind w:left="440"/>
-      </w:pPr>
-      <w:r>
-        <w:rPr>
-          <w:rFonts w:ascii="Courier New" w:cs="Courier New" w:eastAsia="Courier New" w:hAnsi="Courier New"/>
-          <w:color w:val="555555"/>
-          <w:sz w:val="18"/>
-          <w:szCs w:val="18"/>
-        </w:rPr>
-        <w:t xml:space="preserve">  { id: 'sharks',  sport: 'hockey',   espnId: '28',  name: 'San Jose Sharks' },</w:t>
-      </w:r>
-    </w:p>
-    <w:p>
-      <w:pPr>
-        <w:spacing w:before="60" w:after="60"/>
-        <w:ind w:left="440"/>
-      </w:pPr>
-      <w:r>
-        <w:rPr>
-          <w:rFonts w:ascii="Courier New" w:cs="Courier New" w:eastAsia="Courier New" w:hAnsi="Courier New"/>
-          <w:color w:val="555555"/>
-          <w:sz w:val="18"/>
-          <w:szCs w:val="18"/>
-        </w:rPr>
-        <w:t xml:space="preserve">  { id: 'arsenal', sport: 'soccer',   espnId: '359', espnLeague: 'eng.1', name: 'Arsenal FC' },</w:t>
-      </w:r>
-    </w:p>
-    <w:p>
-      <w:pPr>
-        <w:spacing w:before="60" w:after="60"/>
-        <w:ind w:left="440"/>
-      </w:pPr>
-      <w:r>
-        <w:rPr>
-          <w:rFonts w:ascii="Courier New" w:cs="Courier New" w:eastAsia="Courier New" w:hAnsi="Courier New"/>
-          <w:color w:val="555555"/>
-          <w:sz w:val="18"/>
-          <w:szCs w:val="18"/>
-        </w:rPr>
-        <w:t xml:space="preserve">  { id: '49ers',   sport: 'football', espnId: '25',  name: 'San Francisco 49ers' },</w:t>
-      </w:r>
-    </w:p>
-    <w:p>
-      <w:pPr>
-        <w:spacing w:before="60" w:after="60"/>
-        <w:ind w:left="440"/>
-      </w:pPr>
-      <w:r>
-        <w:rPr>
-          <w:rFonts w:ascii="Courier New" w:cs="Courier New" w:eastAsia="Courier New" w:hAnsi="Courier New"/>
-          <w:color w:val="555555"/>
-          <w:sz w:val="18"/>
-          <w:szCs w:val="18"/>
-        </w:rPr>
-        <w:t xml:space="preserve">  { id: 'giants',  sport: 'baseball', espnId: '26',  name: 'SF Giants' },</w:t>
-      </w:r>
-    </w:p>
-    <w:p>
-      <w:pPr>
-        <w:spacing w:before="60" w:after="60"/>
-        <w:ind w:left="440"/>
-      </w:pPr>
-      <w:r>
-        <w:rPr>
-          <w:rFonts w:ascii="Courier New" w:cs="Courier New" w:eastAsia="Courier New" w:hAnsi="Courier New"/>
-          <w:color w:val="555555"/>
-          <w:sz w:val="18"/>
-          <w:szCs w:val="18"/>
-        </w:rPr>
-        <w:t xml:space="preserve">];</w:t>
-      </w:r>
-    </w:p>
-    <w:p>
-      <w:pPr>
-        <w:spacing w:before="80" w:after="0"/>
-      </w:pPr>
-      <w:r>
-        <w:t xml:space="preserve"/>
-      </w:r>
-    </w:p>
-    <w:p>
-      <w:pPr>
-        <w:spacing w:before="80" w:after="80"/>
-      </w:pPr>
-      <w:r>
-        <w:rPr>
-          <w:rFonts w:ascii="Arial" w:cs="Arial" w:eastAsia="Arial" w:hAnsi="Arial"/>
-          <w:color w:val="444444"/>
-          <w:sz w:val="22"/>
-          <w:szCs w:val="22"/>
-        </w:rPr>
-        <w:t xml:space="preserve">Each team entry requires: id (matches the HTML card element ID), sport (hockey / football / baseball / soccer), espnId (ESPN's internal team identifier), and name (display label). Soccer teams additionally require espnLeague (the ESPN league slug).</w:t>
-      </w:r>
-    </w:p>
-    <w:p>
-      <w:pPr>
-        <w:spacing w:before="160" w:after="0"/>
-      </w:pPr>
-      <w:r>
-        <w:t xml:space="preserve"/>
-      </w:r>
-    </w:p>
-    <w:p>
-      <w:pPr>
-        <w:pStyle w:val="Heading2"/>
-        <w:spacing w:before="320" w:after="120"/>
-      </w:pPr>
-      <w:r>
-        <w:rPr>
-          <w:rFonts w:ascii="Arial" w:cs="Arial" w:eastAsia="Arial" w:hAnsi="Arial"/>
-          <w:b/>
-          <w:bCs/>
-          <w:color w:val="006D75"/>
-          <w:sz w:val="26"/>
-          <w:szCs w:val="26"/>
-        </w:rPr>
-        <w:t xml:space="preserve">Card Colors</w:t>
-      </w:r>
-    </w:p>
-    <w:p>
-      <w:pPr>
-        <w:spacing w:before="80" w:after="80"/>
-      </w:pPr>
-      <w:r>
-        <w:rPr>
-          <w:rFonts w:ascii="Arial" w:cs="Arial" w:eastAsia="Arial" w:hAnsi="Arial"/>
-          <w:color w:val="444444"/>
-          <w:sz w:val="22"/>
-          <w:szCs w:val="22"/>
-        </w:rPr>
-        <w:t xml:space="preserve">Each team's card background color is set via a CSS class in the &lt;style&gt; block:</w:t>
-      </w:r>
-    </w:p>
-    <w:p>
-      <w:pPr>
-        <w:spacing w:before="80" w:after="0"/>
-      </w:pPr>
-      <w:r>
-        <w:t xml:space="preserve"/>
-      </w:r>
-    </w:p>
-    <w:p>
-      <w:pPr>
-        <w:spacing w:before="60" w:after="60"/>
-        <w:ind w:left="440"/>
-      </w:pPr>
-      <w:r>
-        <w:rPr>
-          <w:rFonts w:ascii="Courier New" w:cs="Courier New" w:eastAsia="Courier New" w:hAnsi="Courier New"/>
-          <w:color w:val="555555"/>
-          <w:sz w:val="18"/>
-          <w:szCs w:val="18"/>
-        </w:rPr>
-        <w:t xml:space="preserve">.card-sharks  { background-color: #006D75; }  /* Teal */</w:t>
-      </w:r>
-    </w:p>
-    <w:p>
-      <w:pPr>
-        <w:spacing w:before="60" w:after="60"/>
-        <w:ind w:left="440"/>
-      </w:pPr>
-      <w:r>
-        <w:rPr>
-          <w:rFonts w:ascii="Courier New" w:cs="Courier New" w:eastAsia="Courier New" w:hAnsi="Courier New"/>
-          <w:color w:val="555555"/>
-          <w:sz w:val="18"/>
-          <w:szCs w:val="18"/>
-        </w:rPr>
-        <w:t xml:space="preserve">.card-arsenal { background-color: #EF0107; }  /* Red */</w:t>
-      </w:r>
-    </w:p>
-    <w:p>
-      <w:pPr>
-        <w:spacing w:before="60" w:after="60"/>
-        <w:ind w:left="440"/>
-      </w:pPr>
-      <w:r>
-        <w:rPr>
-          <w:rFonts w:ascii="Courier New" w:cs="Courier New" w:eastAsia="Courier New" w:hAnsi="Courier New"/>
-          <w:color w:val="555555"/>
-          <w:sz w:val="18"/>
-          <w:szCs w:val="18"/>
-        </w:rPr>
-        <w:t xml:space="preserve">.card-49ers   { background-color: #AA0000; }  /* Dark Red */</w:t>
-      </w:r>
-    </w:p>
-    <w:p>
-      <w:pPr>
-        <w:spacing w:before="60" w:after="60"/>
-        <w:ind w:left="440"/>
-      </w:pPr>
-      <w:r>
-        <w:rPr>
-          <w:rFonts w:ascii="Courier New" w:cs="Courier New" w:eastAsia="Courier New" w:hAnsi="Courier New"/>
-          <w:color w:val="555555"/>
-          <w:sz w:val="18"/>
-          <w:szCs w:val="18"/>
-        </w:rPr>
-        <w:t xml:space="preserve">.card-giants  { background-color: #FD5A1E; }  /* Orange */</w:t>
-      </w:r>
-    </w:p>
-    <w:p>
-      <w:pPr>
-        <w:spacing w:before="160" w:after="0"/>
-      </w:pPr>
-      <w:r>
-        <w:t xml:space="preserve"/>
-      </w:r>
-    </w:p>
-    <w:p>
-      <w:pPr>
-        <w:pStyle w:val="Heading2"/>
-        <w:spacing w:before="320" w:after="120"/>
-      </w:pPr>
-      <w:r>
-        <w:rPr>
-          <w:rFonts w:ascii="Arial" w:cs="Arial" w:eastAsia="Arial" w:hAnsi="Arial"/>
-          <w:b/>
-          <w:bCs/>
-          <w:color w:val="006D75"/>
-          <w:sz w:val="26"/>
-          <w:szCs w:val="26"/>
-        </w:rPr>
-        <w:t xml:space="preserve">Arsenal / EPL Special Handling</w:t>
-      </w:r>
-    </w:p>
-    <w:p>
-      <w:pPr>
-        <w:spacing w:before="80" w:after="80"/>
-      </w:pPr>
-      <w:r>
-        <w:rPr>
-          <w:rFonts w:ascii="Arial" w:cs="Arial" w:eastAsia="Arial" w:hAnsi="Arial"/>
-          <w:color w:val="444444"/>
-          <w:sz w:val="22"/>
-          <w:szCs w:val="22"/>
-        </w:rPr>
-        <w:t xml:space="preserve">The Premier League season runs from August to May, straddling two calendar years. ESPN's standard team schedule endpoint returns data by calendar year, which caused it to miss the current season's fixtures. The widget works around this by using the EPL scoreboard endpoint with explicit date ranges:</w:t>
-      </w:r>
-    </w:p>
-    <w:p>
-      <w:pPr>
-        <w:spacing w:before="80" w:after="0"/>
-      </w:pPr>
-      <w:r>
-        <w:t xml:space="preserve"/>
-      </w:r>
-    </w:p>
-    <w:p>
-      <w:pPr>
-        <w:spacing w:before="60" w:after="60"/>
-        <w:ind w:left="440"/>
-      </w:pPr>
-      <w:r>
-        <w:rPr>
-          <w:rFonts w:ascii="Courier New" w:cs="Courier New" w:eastAsia="Courier New" w:hAnsi="Courier New"/>
-          <w:color w:val="555555"/>
-          <w:sz w:val="18"/>
-          <w:szCs w:val="18"/>
-        </w:rPr>
-        <w:t xml:space="preserve">// Oct–Dec 2025</w:t>
-      </w:r>
-    </w:p>
-    <w:p>
-      <w:pPr>
-        <w:spacing w:before="60" w:after="60"/>
-        <w:ind w:left="440"/>
-      </w:pPr>
-      <w:r>
-        <w:rPr>
-          <w:rFonts w:ascii="Courier New" w:cs="Courier New" w:eastAsia="Courier New" w:hAnsi="Courier New"/>
-          <w:color w:val="555555"/>
-          <w:sz w:val="18"/>
-          <w:szCs w:val="18"/>
-        </w:rPr>
-        <w:t xml:space="preserve">https://site.api.espn.com/apis/site/v2/sports/soccer/eng.1/scoreboard</w:t>
-      </w:r>
-    </w:p>
-    <w:p>
-      <w:pPr>
-        <w:spacing w:before="60" w:after="60"/>
-        <w:ind w:left="440"/>
-      </w:pPr>
-      <w:r>
-        <w:rPr>
-          <w:rFonts w:ascii="Courier New" w:cs="Courier New" w:eastAsia="Courier New" w:hAnsi="Courier New"/>
-          <w:color w:val="555555"/>
-          <w:sz w:val="18"/>
-          <w:szCs w:val="18"/>
-        </w:rPr>
-        <w:t xml:space="preserve">  ?dates=20251001-20251231&amp;limit=200</w:t>
-      </w:r>
-    </w:p>
-    <w:p>
-      <w:pPr>
-        <w:spacing w:before="80" w:after="0"/>
-      </w:pPr>
-      <w:r>
-        <w:t xml:space="preserve"/>
-      </w:r>
-    </w:p>
-    <w:p>
-      <w:pPr>
-        <w:spacing w:before="60" w:after="60"/>
-        <w:ind w:left="440"/>
-      </w:pPr>
-      <w:r>
-        <w:rPr>
-          <w:rFonts w:ascii="Courier New" w:cs="Courier New" w:eastAsia="Courier New" w:hAnsi="Courier New"/>
-          <w:color w:val="555555"/>
-          <w:sz w:val="18"/>
-          <w:szCs w:val="18"/>
-        </w:rPr>
-        <w:t xml:space="preserve">// Jan–Aug 2026</w:t>
-      </w:r>
-    </w:p>
-    <w:p>
-      <w:pPr>
-        <w:spacing w:before="60" w:after="60"/>
-        <w:ind w:left="440"/>
-      </w:pPr>
-      <w:r>
-        <w:rPr>
-          <w:rFonts w:ascii="Courier New" w:cs="Courier New" w:eastAsia="Courier New" w:hAnsi="Courier New"/>
-          <w:color w:val="555555"/>
-          <w:sz w:val="18"/>
-          <w:szCs w:val="18"/>
-        </w:rPr>
-        <w:t xml:space="preserve">https://site.api.espn.com/apis/site/v2/sports/soccer/eng.1/scoreboard</w:t>
-      </w:r>
-    </w:p>
-    <w:p>
-      <w:pPr>
-        <w:spacing w:before="60" w:after="60"/>
-        <w:ind w:left="440"/>
-      </w:pPr>
-      <w:r>
-        <w:rPr>
-          <w:rFonts w:ascii="Courier New" w:cs="Courier New" w:eastAsia="Courier New" w:hAnsi="Courier New"/>
-          <w:color w:val="555555"/>
-          <w:sz w:val="18"/>
-          <w:szCs w:val="18"/>
-        </w:rPr>
-        <w:t xml:space="preserve">  ?dates=20260101-20260801&amp;limit=200</w:t>
-      </w:r>
-    </w:p>
-    <w:p>
-      <w:pPr>
-        <w:spacing w:before="80" w:after="0"/>
-      </w:pPr>
-      <w:r>
-        <w:t xml:space="preserve"/>
-      </w:r>
-    </w:p>
-    <w:p>
-      <w:pPr>
-        <w:spacing w:before="80" w:after="80"/>
-      </w:pPr>
-      <w:r>
-        <w:rPr>
-          <w:rFonts w:ascii="Arial" w:cs="Arial" w:eastAsia="Arial" w:hAnsi="Arial"/>
-          <w:color w:val="444444"/>
-          <w:sz w:val="22"/>
-          <w:szCs w:val="22"/>
-        </w:rPr>
-        <w:t xml:space="preserve">Both responses are merged and filtered to only Arsenal's games before the "next game" logic runs. These date ranges will need to be updated each season (around August every year).</w:t>
-      </w:r>
-    </w:p>
-    <w:p>
-      <w:pPr>
-        <w:spacing w:before="160" w:after="0"/>
-      </w:pPr>
-      <w:r>
-        <w:t xml:space="preserve"/>
-      </w:r>
-    </w:p>
-    <w:tbl>
-      <w:tblPr>
-        <w:tblW w:type="dxa" w:w="9360"/>
-        <w:tblBorders>
-          <w:top w:val="single" w:color="auto" w:sz="4"/>
-          <w:left w:val="single" w:color="auto" w:sz="4"/>
-          <w:bottom w:val="single" w:color="auto" w:sz="4"/>
-          <w:right w:val="single" w:color="auto" w:sz="4"/>
-          <w:insideH w:val="single" w:color="auto" w:sz="4"/>
-          <w:insideV w:val="single" w:color="auto" w:sz="4"/>
-        </w:tblBorders>
-      </w:tblPr>
-      <w:tblGrid>
-        <w:gridCol w:w="9360"/>
-      </w:tblGrid>
-      <w:tr>
-        <w:tc>
-          <w:tcPr>
-            <w:tcW w:type="dxa" w:w="9360"/>
-            <w:tcBorders>
-              <w:top w:val="single" w:color="DDDDDD" w:sz="4"/>
-              <w:left w:val="single" w:color="006D75" w:sz="16"/>
-              <w:bottom w:val="single" w:color="DDDDDD" w:sz="4"/>
-              <w:right w:val="single" w:color="DDDDDD" w:sz="4"/>
-            </w:tcBorders>
-            <w:shd w:fill="F5F5F5" w:val="clear"/>
-            <w:tcMar>
-              <w:top w:type="dxa" w:w="120"/>
-              <w:left w:type="dxa" w:w="200"/>
-              <w:bottom w:type="dxa" w:w="120"/>
-              <w:right w:type="dxa" w:w="200"/>
-            </w:tcMar>
-          </w:tcPr>
-          <w:p>
-            <w:pPr>
-              <w:spacing w:before="0" w:after="40"/>
-            </w:pPr>
-            <w:r>
-              <w:rPr>
-                <w:rFonts w:ascii="Arial" w:cs="Arial" w:eastAsia="Arial" w:hAnsi="Arial"/>
-                <w:b/>
-                <w:bCs/>
-                <w:color w:val="006D75"/>
-                <w:sz w:val="20"/>
-                <w:szCs w:val="20"/>
-              </w:rPr>
-              <w:t xml:space="preserve">Annual maintenance note</w:t>
-            </w:r>
-          </w:p>
-          <w:p>
-            <w:pPr>
-              <w:spacing w:before="0" w:after="0"/>
-            </w:pPr>
-            <w:r>
-              <w:rPr>
-                <w:rFonts w:ascii="Arial" w:cs="Arial" w:eastAsia="Arial" w:hAnsi="Arial"/>
-                <w:color w:val="444444"/>
-                <w:sz w:val="20"/>
-                <w:szCs w:val="20"/>
-              </w:rPr>
-              <w:t xml:space="preserve">The Arsenal date range parameters (20251001-20251231 and 20260101-20260801) are hardcoded for the 2025-26 EPL season. At the start of each new season (typically August), these dates will need to be updated to cover the new season's date range. All other teams' data is fetched dynamically and requires no annual updates.</w:t>
-            </w:r>
-          </w:p>
-        </w:tc>
-      </w:tr>
-    </w:tbl>
-    <w:p>
-      <w:pPr>
-        <w:spacing w:before="160" w:after="0"/>
-      </w:pPr>
-      <w:r>
-        <w:t xml:space="preserve"/>
-      </w:r>
-    </w:p>
-    <w:p>
-      <w:pPr>
-        <w:pStyle w:val="Heading2"/>
-        <w:spacing w:before="320" w:after="120"/>
-      </w:pPr>
-      <w:r>
-        <w:rPr>
-          <w:rFonts w:ascii="Arial" w:cs="Arial" w:eastAsia="Arial" w:hAnsi="Arial"/>
-          <w:b/>
-          <w:bCs/>
-          <w:color w:val="006D75"/>
-          <w:sz w:val="26"/>
-          <w:szCs w:val="26"/>
-        </w:rPr>
-        <w:t xml:space="preserve">Responsive Breakpoint</w:t>
-      </w:r>
-    </w:p>
-    <w:p>
-      <w:pPr>
-        <w:spacing w:before="80" w:after="80"/>
-      </w:pPr>
-      <w:r>
-        <w:rPr>
-          <w:rFonts w:ascii="Arial" w:cs="Arial" w:eastAsia="Arial" w:hAnsi="Arial"/>
-          <w:color w:val="444444"/>
-          <w:sz w:val="22"/>
-          <w:szCs w:val="22"/>
-        </w:rPr>
-        <w:t xml:space="preserve">At 768px viewport width and below, the grid switches from two columns to one:</w:t>
-      </w:r>
-    </w:p>
-    <w:p>
-      <w:pPr>
-        <w:spacing w:before="80" w:after="0"/>
-      </w:pPr>
-      <w:r>
-        <w:t xml:space="preserve"/>
-      </w:r>
-    </w:p>
-    <w:p>
-      <w:pPr>
-        <w:spacing w:before="60" w:after="60"/>
-        <w:ind w:left="440"/>
-      </w:pPr>
-      <w:r>
-        <w:rPr>
-          <w:rFonts w:ascii="Courier New" w:cs="Courier New" w:eastAsia="Courier New" w:hAnsi="Courier New"/>
-          <w:color w:val="555555"/>
-          <w:sz w:val="18"/>
-          <w:szCs w:val="18"/>
-        </w:rPr>
-        <w:t xml:space="preserve">@media (max-width: 768px) {</w:t>
-      </w:r>
-    </w:p>
-    <w:p>
-      <w:pPr>
-        <w:spacing w:before="60" w:after="60"/>
-        <w:ind w:left="440"/>
-      </w:pPr>
-      <w:r>
-        <w:rPr>
-          <w:rFonts w:ascii="Courier New" w:cs="Courier New" w:eastAsia="Courier New" w:hAnsi="Courier New"/>
-          <w:color w:val="555555"/>
-          <w:sz w:val="18"/>
-          <w:szCs w:val="18"/>
-        </w:rPr>
-        <w:t xml:space="preserve">  .grid { grid-template-columns: 1fr; }</w:t>
-      </w:r>
-    </w:p>
-    <w:p>
-      <w:pPr>
-        <w:spacing w:before="60" w:after="60"/>
-        <w:ind w:left="440"/>
-      </w:pPr>
-      <w:r>
-        <w:rPr>
-          <w:rFonts w:ascii="Courier New" w:cs="Courier New" w:eastAsia="Courier New" w:hAnsi="Courier New"/>
-          <w:color w:val="555555"/>
-          <w:sz w:val="18"/>
-          <w:szCs w:val="18"/>
-        </w:rPr>
-        <w:t xml:space="preserve">}</w:t>
-      </w:r>
-    </w:p>
-    <w:p>
-      <w:pPr>
-        <w:spacing w:before="80" w:after="0"/>
-      </w:pPr>
-      <w:r>
-        <w:t xml:space="preserve"/>
-      </w:r>
-    </w:p>
-    <w:p>
-      <w:pPr>
-        <w:spacing w:before="80" w:after="80"/>
-      </w:pPr>
-      <w:r>
-        <w:rPr>
-          <w:rFonts w:ascii="Arial" w:cs="Arial" w:eastAsia="Arial" w:hAnsi="Arial"/>
-          <w:color w:val="444444"/>
-          <w:sz w:val="22"/>
-          <w:szCs w:val="22"/>
-        </w:rPr>
-        <w:t xml:space="preserve">When embedded in Framer, the embed component height should be set to approximately 520px on desktop and 900–1000px on mobile breakpoints to avoid clipping.</w:t>
-      </w:r>
-    </w:p>
-    <w:p>
-      <w:pPr>
-        <w:spacing w:before="160" w:after="0"/>
-      </w:pPr>
-      <w:r>
-        <w:t xml:space="preserve"/>
-      </w:r>
-    </w:p>
-    <w:p>
-      <w:pPr>
-        <w:pStyle w:val="Heading2"/>
-        <w:spacing w:before="320" w:after="120"/>
-      </w:pPr>
-      <w:r>
-        <w:rPr>
-          <w:rFonts w:ascii="Arial" w:cs="Arial" w:eastAsia="Arial" w:hAnsi="Arial"/>
-          <w:b/>
-          <w:bCs/>
-          <w:color w:val="006D75"/>
-          <w:sz w:val="26"/>
-          <w:szCs w:val="26"/>
-        </w:rPr>
-        <w:t xml:space="preserve">API Endpoints Reference</w:t>
-      </w:r>
-    </w:p>
     <w:p>
       <w:pPr>
         <w:spacing w:before="80" w:after="0"/>
@@ -3443,7 +2565,7 @@
                 <w:sz w:val="20"/>
                 <w:szCs w:val="20"/>
               </w:rPr>
-              <w:t xml:space="preserve">NHL / NFL / MLB (regular season)</w:t>
+              <w:t xml:space="preserve">Scoreboard Endpoint</w:t>
             </w:r>
           </w:p>
         </w:tc>
@@ -3471,7 +2593,7 @@
                 <w:sz w:val="20"/>
                 <w:szCs w:val="20"/>
               </w:rPr>
-              <w:t xml:space="preserve">https://site.api.espn.com/apis/site/v2/sports/{sport}/{league}/teams/{id}/schedule?seasontype=2</w:t>
+              <w:t xml:space="preserve">Used for Arsenal / EPL only. Fetches all EPL matches in a given date range and filters for Arsenal's games. Used because the EPL season straddles two calendar years, which caused the team schedule endpoint to miss fixtures. Includes live scores during in-progress matches.</w:t>
             </w:r>
           </w:p>
         </w:tc>
@@ -3479,7 +2601,46 @@
     </w:tbl>
     <w:p>
       <w:pPr>
-        <w:spacing w:before="60" w:after="0"/>
+        <w:spacing w:before="160" w:after="0"/>
+      </w:pPr>
+      <w:r>
+        <w:t xml:space="preserve"/>
+      </w:r>
+    </w:p>
+    <w:p>
+      <w:pPr>
+        <w:pStyle w:val="Heading2"/>
+        <w:spacing w:before="320" w:after="120"/>
+      </w:pPr>
+      <w:r>
+        <w:rPr>
+          <w:rFonts w:ascii="Arial" w:cs="Arial" w:eastAsia="Arial" w:hAnsi="Arial"/>
+          <w:b/>
+          <w:bCs/>
+          <w:color w:val="006D75"/>
+          <w:sz w:val="26"/>
+          <w:szCs w:val="26"/>
+        </w:rPr>
+        <w:t xml:space="preserve">Live Game Detection</w:t>
+      </w:r>
+    </w:p>
+    <w:p>
+      <w:pPr>
+        <w:spacing w:before="80" w:after="80"/>
+      </w:pPr>
+      <w:r>
+        <w:rPr>
+          <w:rFonts w:ascii="Arial" w:cs="Arial" w:eastAsia="Arial" w:hAnsi="Arial"/>
+          <w:color w:val="444444"/>
+          <w:sz w:val="22"/>
+          <w:szCs w:val="22"/>
+        </w:rPr>
+        <w:t xml:space="preserve">Before looking for upcoming games, the code checks whether any game in the fetched data is currently in progress. ESPN includes a status field on every event with a state value:</w:t>
+      </w:r>
+    </w:p>
+    <w:p>
+      <w:pPr>
+        <w:spacing w:before="80" w:after="0"/>
       </w:pPr>
       <w:r>
         <w:t xml:space="preserve"/>
@@ -3528,7 +2689,7 @@
                 <w:sz w:val="20"/>
                 <w:szCs w:val="20"/>
               </w:rPr>
-              <w:t xml:space="preserve">NHL / NFL / MLB (postseason)</w:t>
+              <w:t xml:space="preserve">"in"</w:t>
             </w:r>
           </w:p>
         </w:tc>
@@ -3556,7 +2717,7 @@
                 <w:sz w:val="20"/>
                 <w:szCs w:val="20"/>
               </w:rPr>
-              <w:t xml:space="preserve">https://site.api.espn.com/apis/site/v2/sports/{sport}/{league}/teams/{id}/schedule?seasontype=3</w:t>
+              <w:t xml:space="preserve">Game is currently in progress — show live state</w:t>
             </w:r>
           </w:p>
         </w:tc>
@@ -3613,7 +2774,7 @@
                 <w:sz w:val="20"/>
                 <w:szCs w:val="20"/>
               </w:rPr>
-              <w:t xml:space="preserve">EPL (scoreboard by date range)</w:t>
+              <w:t xml:space="preserve">"pre"</w:t>
             </w:r>
           </w:p>
         </w:tc>
@@ -3641,12 +2802,119 @@
                 <w:sz w:val="20"/>
                 <w:szCs w:val="20"/>
               </w:rPr>
-              <w:t xml:space="preserve">https://site.api.espn.com/apis/site/v2/sports/soccer/eng.1/scoreboard?dates={YYYYMMDD}-{YYYYMMDD}&amp;limit=200</w:t>
+              <w:t xml:space="preserve">Game has not started yet — show countdown</w:t>
             </w:r>
           </w:p>
         </w:tc>
       </w:tr>
     </w:tbl>
+    <w:p>
+      <w:pPr>
+        <w:spacing w:before="60" w:after="0"/>
+      </w:pPr>
+      <w:r>
+        <w:t xml:space="preserve"/>
+      </w:r>
+    </w:p>
+    <w:tbl>
+      <w:tblPr>
+        <w:tblW w:type="dxa" w:w="9360"/>
+        <w:tblBorders>
+          <w:top w:val="single" w:color="auto" w:sz="4"/>
+          <w:left w:val="single" w:color="auto" w:sz="4"/>
+          <w:bottom w:val="single" w:color="auto" w:sz="4"/>
+          <w:right w:val="single" w:color="auto" w:sz="4"/>
+          <w:insideH w:val="single" w:color="auto" w:sz="4"/>
+          <w:insideV w:val="single" w:color="auto" w:sz="4"/>
+        </w:tblBorders>
+      </w:tblPr>
+      <w:tblGrid>
+        <w:gridCol w:w="2800"/>
+        <w:gridCol w:w="6360"/>
+      </w:tblGrid>
+      <w:tr>
+        <w:tc>
+          <w:tcPr>
+            <w:tcW w:type="dxa" w:w="2800"/>
+            <w:tcBorders>
+              <w:top w:val="none" w:color="FFFFFF" w:sz="0"/>
+              <w:left w:val="none" w:color="FFFFFF" w:sz="0"/>
+              <w:bottom w:val="none" w:color="FFFFFF" w:sz="0"/>
+              <w:right w:val="none" w:color="FFFFFF" w:sz="0"/>
+            </w:tcBorders>
+            <w:tcMar>
+              <w:top w:type="dxa" w:w="60"/>
+              <w:left w:type="dxa" w:w="0"/>
+              <w:bottom w:type="dxa" w:w="60"/>
+              <w:right w:type="dxa" w:w="160"/>
+            </w:tcMar>
+          </w:tcPr>
+          <w:p>
+            <w:r>
+              <w:rPr>
+                <w:rFonts w:ascii="Arial" w:cs="Arial" w:eastAsia="Arial" w:hAnsi="Arial"/>
+                <w:b/>
+                <w:bCs/>
+                <w:color w:val="1A1A1A"/>
+                <w:sz w:val="20"/>
+                <w:szCs w:val="20"/>
+              </w:rPr>
+              <w:t xml:space="preserve">"post"</w:t>
+            </w:r>
+          </w:p>
+        </w:tc>
+        <w:tc>
+          <w:tcPr>
+            <w:tcW w:type="dxa" w:w="6360"/>
+            <w:tcBorders>
+              <w:top w:val="none" w:color="FFFFFF" w:sz="0"/>
+              <w:left w:val="none" w:color="FFFFFF" w:sz="0"/>
+              <w:bottom w:val="none" w:color="FFFFFF" w:sz="0"/>
+              <w:right w:val="none" w:color="FFFFFF" w:sz="0"/>
+            </w:tcBorders>
+            <w:tcMar>
+              <w:top w:type="dxa" w:w="60"/>
+              <w:left w:type="dxa" w:w="0"/>
+              <w:bottom w:type="dxa" w:w="60"/>
+              <w:right w:type="dxa" w:w="0"/>
+            </w:tcMar>
+          </w:tcPr>
+          <w:p>
+            <w:r>
+              <w:rPr>
+                <w:rFonts w:ascii="Arial" w:cs="Arial" w:eastAsia="Arial" w:hAnsi="Arial"/>
+                <w:color w:val="444444"/>
+                <w:sz w:val="20"/>
+                <w:szCs w:val="20"/>
+              </w:rPr>
+              <w:t xml:space="preserve">Game is finished — find the next upcoming game</w:t>
+            </w:r>
+          </w:p>
+        </w:tc>
+      </w:tr>
+    </w:tbl>
+    <w:p>
+      <w:pPr>
+        <w:spacing w:before="80" w:after="0"/>
+      </w:pPr>
+      <w:r>
+        <w:t xml:space="preserve"/>
+      </w:r>
+    </w:p>
+    <w:p>
+      <w:pPr>
+        <w:spacing w:before="80" w:after="80"/>
+      </w:pPr>
+      <w:r>
+        <w:rPr>
+          <w:rFonts w:ascii="Arial" w:cs="Arial" w:eastAsia="Arial" w:hAnsi="Arial"/>
+          <w:color w:val="444444"/>
+          <w:sz w:val="22"/>
+          <w:szCs w:val="22"/>
+        </w:rPr>
+        <w:t xml:space="preserve">When a live game is detected, the code checks whether a score is available. If scores are present, they are displayed. If the score field is undefined (as is the case with NHL, NFL, and MLB schedule endpoints), the card shows "In Progress" along with the period or half detail pulled from the same status field.</w:t>
+      </w:r>
+    </w:p>
     <w:p>
       <w:pPr>
         <w:spacing w:before="160" w:after="0"/>
@@ -3669,23 +2937,52 @@
           <w:sz w:val="26"/>
           <w:szCs w:val="26"/>
         </w:rPr>
-        <w:t xml:space="preserve">Known Limitations</w:t>
-      </w:r>
-    </w:p>
-    <w:p>
-      <w:pPr>
-        <w:spacing w:before="60" w:after="60"/>
-        <w:ind w:left="440" w:hanging="220"/>
-      </w:pPr>
-      <w:r>
-        <w:rPr>
-          <w:rFonts w:ascii="Arial" w:cs="Arial" w:eastAsia="Arial" w:hAnsi="Arial"/>
+        <w:t xml:space="preserve">Finding the Next Game</w:t>
+      </w:r>
+    </w:p>
+    <w:p>
+      <w:pPr>
+        <w:spacing w:before="80" w:after="80"/>
+      </w:pPr>
+      <w:r>
+        <w:rPr>
+          <w:rFonts w:ascii="Arial" w:cs="Arial" w:eastAsia="Arial" w:hAnsi="Arial"/>
+          <w:color w:val="444444"/>
+          <w:sz w:val="22"/>
+          <w:szCs w:val="22"/>
+        </w:rPr>
+        <w:t xml:space="preserve">If no live game is found, the code filters all events to those with a future date, sorts them earliest first, and takes the first result. If no future games exist at all, it falls back to the Offseason state.</w:t>
+      </w:r>
+    </w:p>
+    <w:p>
+      <w:pPr>
+        <w:spacing w:before="160" w:after="0"/>
+      </w:pPr>
+      <w:r>
+        <w:t xml:space="preserve"/>
+      </w:r>
+    </w:p>
+    <w:p>
+      <w:pPr>
+        <w:pStyle w:val="Heading2"/>
+        <w:spacing w:before="320" w:after="120"/>
+      </w:pPr>
+      <w:r>
+        <w:rPr>
+          <w:rFonts w:ascii="Arial" w:cs="Arial" w:eastAsia="Arial" w:hAnsi="Arial"/>
+          <w:b/>
+          <w:bCs/>
           <w:color w:val="006D75"/>
-          <w:sz w:val="22"/>
-          <w:szCs w:val="22"/>
-        </w:rPr>
-        <w:t xml:space="preserve">• </w:t>
-      </w:r>
+          <w:sz w:val="26"/>
+          <w:szCs w:val="26"/>
+        </w:rPr>
+        <w:t xml:space="preserve">Score Parsing</w:t>
+      </w:r>
+    </w:p>
+    <w:p>
+      <w:pPr>
+        <w:spacing w:before="80" w:after="80"/>
+      </w:pPr>
       <w:r>
         <w:rPr>
           <w:rFonts w:ascii="Arial" w:cs="Arial" w:eastAsia="Arial" w:hAnsi="Arial"/>
@@ -3693,79 +2990,7 @@
           <w:sz w:val="22"/>
           <w:szCs w:val="22"/>
         </w:rPr>
-        <w:t xml:space="preserve">No live updates — data is fetched once on page load. Visitors must refresh to see updated information after a game ends.</w:t>
-      </w:r>
-    </w:p>
-    <w:p>
-      <w:pPr>
-        <w:spacing w:before="60" w:after="60"/>
-        <w:ind w:left="440" w:hanging="220"/>
-      </w:pPr>
-      <w:r>
-        <w:rPr>
-          <w:rFonts w:ascii="Arial" w:cs="Arial" w:eastAsia="Arial" w:hAnsi="Arial"/>
-          <w:color w:val="006D75"/>
-          <w:sz w:val="22"/>
-          <w:szCs w:val="22"/>
-        </w:rPr>
-        <w:t xml:space="preserve">• </w:t>
-      </w:r>
-      <w:r>
-        <w:rPr>
-          <w:rFonts w:ascii="Arial" w:cs="Arial" w:eastAsia="Arial" w:hAnsi="Arial"/>
-          <w:color w:val="444444"/>
-          <w:sz w:val="22"/>
-          <w:szCs w:val="22"/>
-        </w:rPr>
-        <w:t xml:space="preserve">ESPN API is unofficial — ESPN does not publicly document this API and could change or deprecate endpoints without notice. If the widget stops showing data, the first thing to check is whether the API endpoints are still responding correctly.</w:t>
-      </w:r>
-    </w:p>
-    <w:p>
-      <w:pPr>
-        <w:spacing w:before="60" w:after="60"/>
-        <w:ind w:left="440" w:hanging="220"/>
-      </w:pPr>
-      <w:r>
-        <w:rPr>
-          <w:rFonts w:ascii="Arial" w:cs="Arial" w:eastAsia="Arial" w:hAnsi="Arial"/>
-          <w:color w:val="006D75"/>
-          <w:sz w:val="22"/>
-          <w:szCs w:val="22"/>
-        </w:rPr>
-        <w:t xml:space="preserve">• </w:t>
-      </w:r>
-      <w:r>
-        <w:rPr>
-          <w:rFonts w:ascii="Arial" w:cs="Arial" w:eastAsia="Arial" w:hAnsi="Arial"/>
-          <w:color w:val="444444"/>
-          <w:sz w:val="22"/>
-          <w:szCs w:val="22"/>
-        </w:rPr>
-        <w:t xml:space="preserve">Arsenal date ranges are hardcoded — these need annual updates at the start of each EPL season.</w:t>
-      </w:r>
-    </w:p>
-    <w:p>
-      <w:pPr>
-        <w:spacing w:before="60" w:after="60"/>
-        <w:ind w:left="440" w:hanging="220"/>
-      </w:pPr>
-      <w:r>
-        <w:rPr>
-          <w:rFonts w:ascii="Arial" w:cs="Arial" w:eastAsia="Arial" w:hAnsi="Arial"/>
-          <w:color w:val="006D75"/>
-          <w:sz w:val="22"/>
-          <w:szCs w:val="22"/>
-        </w:rPr>
-        <w:t xml:space="preserve">• </w:t>
-      </w:r>
-      <w:r>
-        <w:rPr>
-          <w:rFonts w:ascii="Arial" w:cs="Arial" w:eastAsia="Arial" w:hAnsi="Arial"/>
-          <w:color w:val="444444"/>
-          <w:sz w:val="22"/>
-          <w:szCs w:val="22"/>
-        </w:rPr>
-        <w:t xml:space="preserve">No error recovery — if the API fails, the card shows "Couldn't load schedule" and does not retry until the next page load.</w:t>
+        <w:t xml:space="preserve">ESPN's API can return scores in two different formats — sometimes as a plain number and sometimes as a nested object with a display value. A helper function checks which format is present and extracts the correct value, preventing raw object data from appearing on screen.</w:t>
       </w:r>
     </w:p>
     <w:p>
@@ -3793,7 +3018,7 @@
           <w:sz w:val="36"/>
           <w:szCs w:val="36"/>
         </w:rPr>
-        <w:t xml:space="preserve">5. Embedding in Framer</w:t>
+        <w:t xml:space="preserve">4. Technical Reference</w:t>
       </w:r>
     </w:p>
     <w:p>
@@ -3807,12 +3032,12 @@
           <w:sz w:val="22"/>
           <w:szCs w:val="22"/>
         </w:rPr>
-        <w:t xml:space="preserve">The widget is embedded as a native HTML Code Embed component in Framer.</w:t>
-      </w:r>
-    </w:p>
-    <w:p>
-      <w:pPr>
-        <w:spacing w:before="120" w:after="0"/>
+        <w:t xml:space="preserve">This section is intended for developers who need to modify, extend, or debug the widget.</w:t>
+      </w:r>
+    </w:p>
+    <w:p>
+      <w:pPr>
+        <w:spacing w:before="160" w:after="0"/>
       </w:pPr>
       <w:r>
         <w:t xml:space="preserve"/>
@@ -3820,18 +3045,439 @@
     </w:p>
     <w:p>
       <w:pPr>
+        <w:pStyle w:val="Heading2"/>
+        <w:spacing w:before="320" w:after="120"/>
+      </w:pPr>
+      <w:r>
+        <w:rPr>
+          <w:rFonts w:ascii="Arial" w:cs="Arial" w:eastAsia="Arial" w:hAnsi="Arial"/>
+          <w:b/>
+          <w:bCs/>
+          <w:color w:val="006D75"/>
+          <w:sz w:val="26"/>
+          <w:szCs w:val="26"/>
+        </w:rPr>
+        <w:t xml:space="preserve">File Structure</w:t>
+      </w:r>
+    </w:p>
+    <w:p>
+      <w:pPr>
+        <w:spacing w:before="80" w:after="80"/>
+      </w:pPr>
+      <w:r>
+        <w:rPr>
+          <w:rFonts w:ascii="Arial" w:cs="Arial" w:eastAsia="Arial" w:hAnsi="Arial"/>
+          <w:color w:val="444444"/>
+          <w:sz w:val="22"/>
+          <w:szCs w:val="22"/>
+        </w:rPr>
+        <w:t xml:space="preserve">The entire widget is a single self-contained HTML file with three parts:</w:t>
+      </w:r>
+    </w:p>
+    <w:p>
+      <w:pPr>
+        <w:spacing w:before="80" w:after="0"/>
+      </w:pPr>
+      <w:r>
+        <w:t xml:space="preserve"/>
+      </w:r>
+    </w:p>
+    <w:tbl>
+      <w:tblPr>
+        <w:tblW w:type="dxa" w:w="9360"/>
+        <w:tblBorders>
+          <w:top w:val="single" w:color="auto" w:sz="4"/>
+          <w:left w:val="single" w:color="auto" w:sz="4"/>
+          <w:bottom w:val="single" w:color="auto" w:sz="4"/>
+          <w:right w:val="single" w:color="auto" w:sz="4"/>
+          <w:insideH w:val="single" w:color="auto" w:sz="4"/>
+          <w:insideV w:val="single" w:color="auto" w:sz="4"/>
+        </w:tblBorders>
+      </w:tblPr>
+      <w:tblGrid>
+        <w:gridCol w:w="2800"/>
+        <w:gridCol w:w="6360"/>
+      </w:tblGrid>
+      <w:tr>
+        <w:tc>
+          <w:tcPr>
+            <w:tcW w:type="dxa" w:w="2800"/>
+            <w:tcBorders>
+              <w:top w:val="none" w:color="FFFFFF" w:sz="0"/>
+              <w:left w:val="none" w:color="FFFFFF" w:sz="0"/>
+              <w:bottom w:val="none" w:color="FFFFFF" w:sz="0"/>
+              <w:right w:val="none" w:color="FFFFFF" w:sz="0"/>
+            </w:tcBorders>
+            <w:tcMar>
+              <w:top w:type="dxa" w:w="60"/>
+              <w:left w:type="dxa" w:w="0"/>
+              <w:bottom w:type="dxa" w:w="60"/>
+              <w:right w:type="dxa" w:w="160"/>
+            </w:tcMar>
+          </w:tcPr>
+          <w:p>
+            <w:r>
+              <w:rPr>
+                <w:rFonts w:ascii="Arial" w:cs="Arial" w:eastAsia="Arial" w:hAnsi="Arial"/>
+                <w:b/>
+                <w:bCs/>
+                <w:color w:val="1A1A1A"/>
+                <w:sz w:val="20"/>
+                <w:szCs w:val="20"/>
+              </w:rPr>
+              <w:t xml:space="preserve">&lt;style&gt; block</w:t>
+            </w:r>
+          </w:p>
+        </w:tc>
+        <w:tc>
+          <w:tcPr>
+            <w:tcW w:type="dxa" w:w="6360"/>
+            <w:tcBorders>
+              <w:top w:val="none" w:color="FFFFFF" w:sz="0"/>
+              <w:left w:val="none" w:color="FFFFFF" w:sz="0"/>
+              <w:bottom w:val="none" w:color="FFFFFF" w:sz="0"/>
+              <w:right w:val="none" w:color="FFFFFF" w:sz="0"/>
+            </w:tcBorders>
+            <w:tcMar>
+              <w:top w:type="dxa" w:w="60"/>
+              <w:left w:type="dxa" w:w="0"/>
+              <w:bottom w:type="dxa" w:w="60"/>
+              <w:right w:type="dxa" w:w="0"/>
+            </w:tcMar>
+          </w:tcPr>
+          <w:p>
+            <w:r>
+              <w:rPr>
+                <w:rFonts w:ascii="Arial" w:cs="Arial" w:eastAsia="Arial" w:hAnsi="Arial"/>
+                <w:color w:val="444444"/>
+                <w:sz w:val="20"/>
+                <w:szCs w:val="20"/>
+              </w:rPr>
+              <w:t xml:space="preserve">All visual styling — card colors, fonts, layout, spacing, responsive breakpoints.</w:t>
+            </w:r>
+          </w:p>
+        </w:tc>
+      </w:tr>
+    </w:tbl>
+    <w:p>
+      <w:pPr>
+        <w:spacing w:before="80" w:after="0"/>
+      </w:pPr>
+      <w:r>
+        <w:t xml:space="preserve"/>
+      </w:r>
+    </w:p>
+    <w:tbl>
+      <w:tblPr>
+        <w:tblW w:type="dxa" w:w="9360"/>
+        <w:tblBorders>
+          <w:top w:val="single" w:color="auto" w:sz="4"/>
+          <w:left w:val="single" w:color="auto" w:sz="4"/>
+          <w:bottom w:val="single" w:color="auto" w:sz="4"/>
+          <w:right w:val="single" w:color="auto" w:sz="4"/>
+          <w:insideH w:val="single" w:color="auto" w:sz="4"/>
+          <w:insideV w:val="single" w:color="auto" w:sz="4"/>
+        </w:tblBorders>
+      </w:tblPr>
+      <w:tblGrid>
+        <w:gridCol w:w="2800"/>
+        <w:gridCol w:w="6360"/>
+      </w:tblGrid>
+      <w:tr>
+        <w:tc>
+          <w:tcPr>
+            <w:tcW w:type="dxa" w:w="2800"/>
+            <w:tcBorders>
+              <w:top w:val="none" w:color="FFFFFF" w:sz="0"/>
+              <w:left w:val="none" w:color="FFFFFF" w:sz="0"/>
+              <w:bottom w:val="none" w:color="FFFFFF" w:sz="0"/>
+              <w:right w:val="none" w:color="FFFFFF" w:sz="0"/>
+            </w:tcBorders>
+            <w:tcMar>
+              <w:top w:type="dxa" w:w="60"/>
+              <w:left w:type="dxa" w:w="0"/>
+              <w:bottom w:type="dxa" w:w="60"/>
+              <w:right w:type="dxa" w:w="160"/>
+            </w:tcMar>
+          </w:tcPr>
+          <w:p>
+            <w:r>
+              <w:rPr>
+                <w:rFonts w:ascii="Arial" w:cs="Arial" w:eastAsia="Arial" w:hAnsi="Arial"/>
+                <w:b/>
+                <w:bCs/>
+                <w:color w:val="1A1A1A"/>
+                <w:sz w:val="20"/>
+                <w:szCs w:val="20"/>
+              </w:rPr>
+              <w:t xml:space="preserve">&lt;body&gt; block</w:t>
+            </w:r>
+          </w:p>
+        </w:tc>
+        <w:tc>
+          <w:tcPr>
+            <w:tcW w:type="dxa" w:w="6360"/>
+            <w:tcBorders>
+              <w:top w:val="none" w:color="FFFFFF" w:sz="0"/>
+              <w:left w:val="none" w:color="FFFFFF" w:sz="0"/>
+              <w:bottom w:val="none" w:color="FFFFFF" w:sz="0"/>
+              <w:right w:val="none" w:color="FFFFFF" w:sz="0"/>
+            </w:tcBorders>
+            <w:tcMar>
+              <w:top w:type="dxa" w:w="60"/>
+              <w:left w:type="dxa" w:w="0"/>
+              <w:bottom w:type="dxa" w:w="60"/>
+              <w:right w:type="dxa" w:w="0"/>
+            </w:tcMar>
+          </w:tcPr>
+          <w:p>
+            <w:r>
+              <w:rPr>
+                <w:rFonts w:ascii="Arial" w:cs="Arial" w:eastAsia="Arial" w:hAnsi="Arial"/>
+                <w:color w:val="444444"/>
+                <w:sz w:val="20"/>
+                <w:szCs w:val="20"/>
+              </w:rPr>
+              <w:t xml:space="preserve">Static HTML structure — four card elements with placeholder loading states. JavaScript replaces the inner content of each card once data loads.</w:t>
+            </w:r>
+          </w:p>
+        </w:tc>
+      </w:tr>
+    </w:tbl>
+    <w:p>
+      <w:pPr>
+        <w:spacing w:before="80" w:after="0"/>
+      </w:pPr>
+      <w:r>
+        <w:t xml:space="preserve"/>
+      </w:r>
+    </w:p>
+    <w:tbl>
+      <w:tblPr>
+        <w:tblW w:type="dxa" w:w="9360"/>
+        <w:tblBorders>
+          <w:top w:val="single" w:color="auto" w:sz="4"/>
+          <w:left w:val="single" w:color="auto" w:sz="4"/>
+          <w:bottom w:val="single" w:color="auto" w:sz="4"/>
+          <w:right w:val="single" w:color="auto" w:sz="4"/>
+          <w:insideH w:val="single" w:color="auto" w:sz="4"/>
+          <w:insideV w:val="single" w:color="auto" w:sz="4"/>
+        </w:tblBorders>
+      </w:tblPr>
+      <w:tblGrid>
+        <w:gridCol w:w="2800"/>
+        <w:gridCol w:w="6360"/>
+      </w:tblGrid>
+      <w:tr>
+        <w:tc>
+          <w:tcPr>
+            <w:tcW w:type="dxa" w:w="2800"/>
+            <w:tcBorders>
+              <w:top w:val="none" w:color="FFFFFF" w:sz="0"/>
+              <w:left w:val="none" w:color="FFFFFF" w:sz="0"/>
+              <w:bottom w:val="none" w:color="FFFFFF" w:sz="0"/>
+              <w:right w:val="none" w:color="FFFFFF" w:sz="0"/>
+            </w:tcBorders>
+            <w:tcMar>
+              <w:top w:type="dxa" w:w="60"/>
+              <w:left w:type="dxa" w:w="0"/>
+              <w:bottom w:type="dxa" w:w="60"/>
+              <w:right w:type="dxa" w:w="160"/>
+            </w:tcMar>
+          </w:tcPr>
+          <w:p>
+            <w:r>
+              <w:rPr>
+                <w:rFonts w:ascii="Arial" w:cs="Arial" w:eastAsia="Arial" w:hAnsi="Arial"/>
+                <w:b/>
+                <w:bCs/>
+                <w:color w:val="1A1A1A"/>
+                <w:sz w:val="20"/>
+                <w:szCs w:val="20"/>
+              </w:rPr>
+              <w:t xml:space="preserve">&lt;script&gt; block</w:t>
+            </w:r>
+          </w:p>
+        </w:tc>
+        <w:tc>
+          <w:tcPr>
+            <w:tcW w:type="dxa" w:w="6360"/>
+            <w:tcBorders>
+              <w:top w:val="none" w:color="FFFFFF" w:sz="0"/>
+              <w:left w:val="none" w:color="FFFFFF" w:sz="0"/>
+              <w:bottom w:val="none" w:color="FFFFFF" w:sz="0"/>
+              <w:right w:val="none" w:color="FFFFFF" w:sz="0"/>
+            </w:tcBorders>
+            <w:tcMar>
+              <w:top w:type="dxa" w:w="60"/>
+              <w:left w:type="dxa" w:w="0"/>
+              <w:bottom w:type="dxa" w:w="60"/>
+              <w:right w:type="dxa" w:w="0"/>
+            </w:tcMar>
+          </w:tcPr>
+          <w:p>
+            <w:r>
+              <w:rPr>
+                <w:rFonts w:ascii="Arial" w:cs="Arial" w:eastAsia="Arial" w:hAnsi="Arial"/>
+                <w:color w:val="444444"/>
+                <w:sz w:val="20"/>
+                <w:szCs w:val="20"/>
+              </w:rPr>
+              <w:t xml:space="preserve">All application logic — team configuration, API calls, data parsing, live game detection, countdown rendering, and DOM updates.</w:t>
+            </w:r>
+          </w:p>
+        </w:tc>
+      </w:tr>
+    </w:tbl>
+    <w:p>
+      <w:pPr>
+        <w:spacing w:before="160" w:after="0"/>
+      </w:pPr>
+      <w:r>
+        <w:t xml:space="preserve"/>
+      </w:r>
+    </w:p>
+    <w:p>
+      <w:pPr>
+        <w:pStyle w:val="Heading2"/>
+        <w:spacing w:before="320" w:after="120"/>
+      </w:pPr>
+      <w:r>
+        <w:rPr>
+          <w:rFonts w:ascii="Arial" w:cs="Arial" w:eastAsia="Arial" w:hAnsi="Arial"/>
+          <w:b/>
+          <w:bCs/>
+          <w:color w:val="006D75"/>
+          <w:sz w:val="26"/>
+          <w:szCs w:val="26"/>
+        </w:rPr>
+        <w:t xml:space="preserve">Team Configuration</w:t>
+      </w:r>
+    </w:p>
+    <w:p>
+      <w:pPr>
+        <w:spacing w:before="80" w:after="80"/>
+      </w:pPr>
+      <w:r>
+        <w:rPr>
+          <w:rFonts w:ascii="Arial" w:cs="Arial" w:eastAsia="Arial" w:hAnsi="Arial"/>
+          <w:color w:val="444444"/>
+          <w:sz w:val="22"/>
+          <w:szCs w:val="22"/>
+        </w:rPr>
+        <w:t xml:space="preserve">To change teams, update the TEAMS array near the top of the &lt;script&gt; block:</w:t>
+      </w:r>
+    </w:p>
+    <w:p>
+      <w:pPr>
+        <w:spacing w:before="80" w:after="0"/>
+      </w:pPr>
+      <w:r>
+        <w:t xml:space="preserve"/>
+      </w:r>
+    </w:p>
+    <w:p>
+      <w:pPr>
         <w:spacing w:before="60" w:after="60"/>
-        <w:ind w:left="440" w:hanging="220"/>
-      </w:pPr>
-      <w:r>
-        <w:rPr>
-          <w:rFonts w:ascii="Arial" w:cs="Arial" w:eastAsia="Arial" w:hAnsi="Arial"/>
-          <w:color w:val="006D75"/>
-          <w:sz w:val="22"/>
-          <w:szCs w:val="22"/>
-        </w:rPr>
-        <w:t xml:space="preserve">• </w:t>
-      </w:r>
+        <w:ind w:left="440"/>
+      </w:pPr>
+      <w:r>
+        <w:rPr>
+          <w:rFonts w:ascii="Courier New" w:cs="Courier New" w:eastAsia="Courier New" w:hAnsi="Courier New"/>
+          <w:color w:val="555555"/>
+          <w:sz w:val="18"/>
+          <w:szCs w:val="18"/>
+        </w:rPr>
+        <w:t xml:space="preserve">const TEAMS = [</w:t>
+      </w:r>
+    </w:p>
+    <w:p>
+      <w:pPr>
+        <w:spacing w:before="60" w:after="60"/>
+        <w:ind w:left="440"/>
+      </w:pPr>
+      <w:r>
+        <w:rPr>
+          <w:rFonts w:ascii="Courier New" w:cs="Courier New" w:eastAsia="Courier New" w:hAnsi="Courier New"/>
+          <w:color w:val="555555"/>
+          <w:sz w:val="18"/>
+          <w:szCs w:val="18"/>
+        </w:rPr>
+        <w:t xml:space="preserve">  { id: 'sharks',  sport: 'hockey',   espnId: '18',  name: 'San Jose Sharks' },</w:t>
+      </w:r>
+    </w:p>
+    <w:p>
+      <w:pPr>
+        <w:spacing w:before="60" w:after="60"/>
+        <w:ind w:left="440"/>
+      </w:pPr>
+      <w:r>
+        <w:rPr>
+          <w:rFonts w:ascii="Courier New" w:cs="Courier New" w:eastAsia="Courier New" w:hAnsi="Courier New"/>
+          <w:color w:val="555555"/>
+          <w:sz w:val="18"/>
+          <w:szCs w:val="18"/>
+        </w:rPr>
+        <w:t xml:space="preserve">  { id: 'arsenal', sport: 'soccer',   espnId: '359', espnLeague: 'eng.1', name: 'Arsenal FC' },</w:t>
+      </w:r>
+    </w:p>
+    <w:p>
+      <w:pPr>
+        <w:spacing w:before="60" w:after="60"/>
+        <w:ind w:left="440"/>
+      </w:pPr>
+      <w:r>
+        <w:rPr>
+          <w:rFonts w:ascii="Courier New" w:cs="Courier New" w:eastAsia="Courier New" w:hAnsi="Courier New"/>
+          <w:color w:val="555555"/>
+          <w:sz w:val="18"/>
+          <w:szCs w:val="18"/>
+        </w:rPr>
+        <w:t xml:space="preserve">  { id: '49ers',   sport: 'football', espnId: '25',  name: 'San Francisco 49ers' },</w:t>
+      </w:r>
+    </w:p>
+    <w:p>
+      <w:pPr>
+        <w:spacing w:before="60" w:after="60"/>
+        <w:ind w:left="440"/>
+      </w:pPr>
+      <w:r>
+        <w:rPr>
+          <w:rFonts w:ascii="Courier New" w:cs="Courier New" w:eastAsia="Courier New" w:hAnsi="Courier New"/>
+          <w:color w:val="555555"/>
+          <w:sz w:val="18"/>
+          <w:szCs w:val="18"/>
+        </w:rPr>
+        <w:t xml:space="preserve">  { id: 'giants',  sport: 'baseball', espnId: '26',  name: 'SF Giants' },</w:t>
+      </w:r>
+    </w:p>
+    <w:p>
+      <w:pPr>
+        <w:spacing w:before="60" w:after="60"/>
+        <w:ind w:left="440"/>
+      </w:pPr>
+      <w:r>
+        <w:rPr>
+          <w:rFonts w:ascii="Courier New" w:cs="Courier New" w:eastAsia="Courier New" w:hAnsi="Courier New"/>
+          <w:color w:val="555555"/>
+          <w:sz w:val="18"/>
+          <w:szCs w:val="18"/>
+        </w:rPr>
+        <w:t xml:space="preserve">];</w:t>
+      </w:r>
+    </w:p>
+    <w:p>
+      <w:pPr>
+        <w:spacing w:before="80" w:after="0"/>
+      </w:pPr>
+      <w:r>
+        <w:t xml:space="preserve"/>
+      </w:r>
+    </w:p>
+    <w:p>
+      <w:pPr>
+        <w:spacing w:before="80" w:after="80"/>
+      </w:pPr>
       <w:r>
         <w:rPr>
           <w:rFonts w:ascii="Arial" w:cs="Arial" w:eastAsia="Arial" w:hAnsi="Arial"/>
@@ -3839,132 +3485,12 @@
           <w:sz w:val="22"/>
           <w:szCs w:val="22"/>
         </w:rPr>
-        <w:t xml:space="preserve">In Framer, add an Embed component to the desired page.</w:t>
-      </w:r>
-    </w:p>
-    <w:p>
-      <w:pPr>
-        <w:spacing w:before="60" w:after="60"/>
-        <w:ind w:left="440" w:hanging="220"/>
-      </w:pPr>
-      <w:r>
-        <w:rPr>
-          <w:rFonts w:ascii="Arial" w:cs="Arial" w:eastAsia="Arial" w:hAnsi="Arial"/>
-          <w:color w:val="006D75"/>
-          <w:sz w:val="22"/>
-          <w:szCs w:val="22"/>
-        </w:rPr>
-        <w:t xml:space="preserve">• </w:t>
-      </w:r>
-      <w:r>
-        <w:rPr>
-          <w:rFonts w:ascii="Arial" w:cs="Arial" w:eastAsia="Arial" w:hAnsi="Arial"/>
-          <w:color w:val="444444"/>
-          <w:sz w:val="22"/>
-          <w:szCs w:val="22"/>
-        </w:rPr>
-        <w:t xml:space="preserve">Switch the embed to HTML mode in the right panel.</w:t>
-      </w:r>
-    </w:p>
-    <w:p>
-      <w:pPr>
-        <w:spacing w:before="60" w:after="60"/>
-        <w:ind w:left="440" w:hanging="220"/>
-      </w:pPr>
-      <w:r>
-        <w:rPr>
-          <w:rFonts w:ascii="Arial" w:cs="Arial" w:eastAsia="Arial" w:hAnsi="Arial"/>
-          <w:color w:val="006D75"/>
-          <w:sz w:val="22"/>
-          <w:szCs w:val="22"/>
-        </w:rPr>
-        <w:t xml:space="preserve">• </w:t>
-      </w:r>
-      <w:r>
-        <w:rPr>
-          <w:rFonts w:ascii="Arial" w:cs="Arial" w:eastAsia="Arial" w:hAnsi="Arial"/>
-          <w:color w:val="444444"/>
-          <w:sz w:val="22"/>
-          <w:szCs w:val="22"/>
-        </w:rPr>
-        <w:t xml:space="preserve">Paste the entire contents of the sports-countdown.html file.</w:t>
-      </w:r>
-    </w:p>
-    <w:p>
-      <w:pPr>
-        <w:spacing w:before="60" w:after="60"/>
-        <w:ind w:left="440" w:hanging="220"/>
-      </w:pPr>
-      <w:r>
-        <w:rPr>
-          <w:rFonts w:ascii="Arial" w:cs="Arial" w:eastAsia="Arial" w:hAnsi="Arial"/>
-          <w:color w:val="006D75"/>
-          <w:sz w:val="22"/>
-          <w:szCs w:val="22"/>
-        </w:rPr>
-        <w:t xml:space="preserve">• </w:t>
-      </w:r>
-      <w:r>
-        <w:rPr>
-          <w:rFonts w:ascii="Arial" w:cs="Arial" w:eastAsia="Arial" w:hAnsi="Arial"/>
-          <w:color w:val="444444"/>
-          <w:sz w:val="22"/>
-          <w:szCs w:val="22"/>
-        </w:rPr>
-        <w:t xml:space="preserve">Set the embed width to match your page content width (minimum 860px recommended on desktop).</w:t>
-      </w:r>
-    </w:p>
-    <w:p>
-      <w:pPr>
-        <w:spacing w:before="60" w:after="60"/>
-        <w:ind w:left="440" w:hanging="220"/>
-      </w:pPr>
-      <w:r>
-        <w:rPr>
-          <w:rFonts w:ascii="Arial" w:cs="Arial" w:eastAsia="Arial" w:hAnsi="Arial"/>
-          <w:color w:val="006D75"/>
-          <w:sz w:val="22"/>
-          <w:szCs w:val="22"/>
-        </w:rPr>
-        <w:t xml:space="preserve">• </w:t>
-      </w:r>
-      <w:r>
-        <w:rPr>
-          <w:rFonts w:ascii="Arial" w:cs="Arial" w:eastAsia="Arial" w:hAnsi="Arial"/>
-          <w:color w:val="444444"/>
-          <w:sz w:val="22"/>
-          <w:szCs w:val="22"/>
-        </w:rPr>
-        <w:t xml:space="preserve">Set the embed height to approximately 520px on desktop and 900–1000px on mobile breakpoints.</w:t>
-      </w:r>
-    </w:p>
-    <w:p>
-      <w:pPr>
-        <w:spacing w:before="60" w:after="60"/>
-        <w:ind w:left="440" w:hanging="220"/>
-      </w:pPr>
-      <w:r>
-        <w:rPr>
-          <w:rFonts w:ascii="Arial" w:cs="Arial" w:eastAsia="Arial" w:hAnsi="Arial"/>
-          <w:color w:val="006D75"/>
-          <w:sz w:val="22"/>
-          <w:szCs w:val="22"/>
-        </w:rPr>
-        <w:t xml:space="preserve">• </w:t>
-      </w:r>
-      <w:r>
-        <w:rPr>
-          <w:rFonts w:ascii="Arial" w:cs="Arial" w:eastAsia="Arial" w:hAnsi="Arial"/>
-          <w:color w:val="444444"/>
-          <w:sz w:val="22"/>
-          <w:szCs w:val="22"/>
-        </w:rPr>
-        <w:t xml:space="preserve">The widget only displays live data in Preview and Published modes — the Framer canvas editor will show placeholder loading states.</w:t>
-      </w:r>
-    </w:p>
-    <w:p>
-      <w:pPr>
-        <w:spacing w:before="120" w:after="0"/>
+        <w:t xml:space="preserve">Each entry requires: id (matches the HTML card element ID), sport (hockey / football / baseball / soccer), espnId (ESPN's internal team identifier), and name. Soccer teams additionally require espnLeague (the ESPN league slug, e.g. eng.1 for the Premier League).</w:t>
+      </w:r>
+    </w:p>
+    <w:p>
+      <w:pPr>
+        <w:spacing w:before="80" w:after="0"/>
       </w:pPr>
       <w:r>
         <w:t xml:space="preserve"/>
@@ -4016,7 +3542,7 @@
                 <w:sz w:val="20"/>
                 <w:szCs w:val="20"/>
               </w:rPr>
-              <w:t xml:space="preserve">Framer sandbox</w:t>
+              <w:t xml:space="preserve">Verifying ESPN Team IDs</w:t>
             </w:r>
           </w:p>
           <w:p>
@@ -4030,7 +3556,1096 @@
                 <w:sz w:val="20"/>
                 <w:szCs w:val="20"/>
               </w:rPr>
-              <w:t xml:space="preserve">Framer embeds run inside an isolated iframe. This means the widget's styles will not affect the rest of your portfolio, and your portfolio's styles will not affect the widget. The ESPN API calls will work normally in both Preview and published modes.</w:t>
+              <w:t xml:space="preserve">ESPN IDs are not always obvious and using the wrong ID will cause the widget to silently show the wrong team's data without any visible error. To verify an ID, fetch the full team list for a sport in your browser console: fetch("https://site.api.espn.com/apis/site/v2/sports/hockey/nhl/teams?limit=40").then(r=&gt;r.json()).then(d=&gt;d.sports[0].leagues[0].teams.forEach(t=&gt;console.log(t.team.id, t.team.displayName)))</w:t>
+            </w:r>
+          </w:p>
+        </w:tc>
+      </w:tr>
+    </w:tbl>
+    <w:p>
+      <w:pPr>
+        <w:spacing w:before="160" w:after="0"/>
+      </w:pPr>
+      <w:r>
+        <w:t xml:space="preserve"/>
+      </w:r>
+    </w:p>
+    <w:p>
+      <w:pPr>
+        <w:pStyle w:val="Heading2"/>
+        <w:spacing w:before="320" w:after="120"/>
+      </w:pPr>
+      <w:r>
+        <w:rPr>
+          <w:rFonts w:ascii="Arial" w:cs="Arial" w:eastAsia="Arial" w:hAnsi="Arial"/>
+          <w:b/>
+          <w:bCs/>
+          <w:color w:val="006D75"/>
+          <w:sz w:val="26"/>
+          <w:szCs w:val="26"/>
+        </w:rPr>
+        <w:t xml:space="preserve">Card Colors</w:t>
+      </w:r>
+    </w:p>
+    <w:p>
+      <w:pPr>
+        <w:spacing w:before="60" w:after="60"/>
+        <w:ind w:left="440"/>
+      </w:pPr>
+      <w:r>
+        <w:rPr>
+          <w:rFonts w:ascii="Courier New" w:cs="Courier New" w:eastAsia="Courier New" w:hAnsi="Courier New"/>
+          <w:color w:val="555555"/>
+          <w:sz w:val="18"/>
+          <w:szCs w:val="18"/>
+        </w:rPr>
+        <w:t xml:space="preserve">.card-sharks  { background-color: #006D75; }  /* Teal */</w:t>
+      </w:r>
+    </w:p>
+    <w:p>
+      <w:pPr>
+        <w:spacing w:before="60" w:after="60"/>
+        <w:ind w:left="440"/>
+      </w:pPr>
+      <w:r>
+        <w:rPr>
+          <w:rFonts w:ascii="Courier New" w:cs="Courier New" w:eastAsia="Courier New" w:hAnsi="Courier New"/>
+          <w:color w:val="555555"/>
+          <w:sz w:val="18"/>
+          <w:szCs w:val="18"/>
+        </w:rPr>
+        <w:t xml:space="preserve">.card-arsenal { background-color: #EF0107; }  /* Red */</w:t>
+      </w:r>
+    </w:p>
+    <w:p>
+      <w:pPr>
+        <w:spacing w:before="60" w:after="60"/>
+        <w:ind w:left="440"/>
+      </w:pPr>
+      <w:r>
+        <w:rPr>
+          <w:rFonts w:ascii="Courier New" w:cs="Courier New" w:eastAsia="Courier New" w:hAnsi="Courier New"/>
+          <w:color w:val="555555"/>
+          <w:sz w:val="18"/>
+          <w:szCs w:val="18"/>
+        </w:rPr>
+        <w:t xml:space="preserve">.card-49ers   { background-color: #AA0000; }  /* Dark Red */</w:t>
+      </w:r>
+    </w:p>
+    <w:p>
+      <w:pPr>
+        <w:spacing w:before="60" w:after="60"/>
+        <w:ind w:left="440"/>
+      </w:pPr>
+      <w:r>
+        <w:rPr>
+          <w:rFonts w:ascii="Courier New" w:cs="Courier New" w:eastAsia="Courier New" w:hAnsi="Courier New"/>
+          <w:color w:val="555555"/>
+          <w:sz w:val="18"/>
+          <w:szCs w:val="18"/>
+        </w:rPr>
+        <w:t xml:space="preserve">.card-giants  { background-color: #FD5A1E; }  /* Orange */</w:t>
+      </w:r>
+    </w:p>
+    <w:p>
+      <w:pPr>
+        <w:spacing w:before="160" w:after="0"/>
+      </w:pPr>
+      <w:r>
+        <w:t xml:space="preserve"/>
+      </w:r>
+    </w:p>
+    <w:p>
+      <w:pPr>
+        <w:pStyle w:val="Heading2"/>
+        <w:spacing w:before="320" w:after="120"/>
+      </w:pPr>
+      <w:r>
+        <w:rPr>
+          <w:rFonts w:ascii="Arial" w:cs="Arial" w:eastAsia="Arial" w:hAnsi="Arial"/>
+          <w:b/>
+          <w:bCs/>
+          <w:color w:val="006D75"/>
+          <w:sz w:val="26"/>
+          <w:szCs w:val="26"/>
+        </w:rPr>
+        <w:t xml:space="preserve">Arsenal / EPL Special Handling</w:t>
+      </w:r>
+    </w:p>
+    <w:p>
+      <w:pPr>
+        <w:spacing w:before="80" w:after="80"/>
+      </w:pPr>
+      <w:r>
+        <w:rPr>
+          <w:rFonts w:ascii="Arial" w:cs="Arial" w:eastAsia="Arial" w:hAnsi="Arial"/>
+          <w:color w:val="444444"/>
+          <w:sz w:val="22"/>
+          <w:szCs w:val="22"/>
+        </w:rPr>
+        <w:t xml:space="preserve">The Premier League season runs August–May, straddling two calendar years. The widget fetches two date ranges and merges them to cover the full season:</w:t>
+      </w:r>
+    </w:p>
+    <w:p>
+      <w:pPr>
+        <w:spacing w:before="80" w:after="0"/>
+      </w:pPr>
+      <w:r>
+        <w:t xml:space="preserve"/>
+      </w:r>
+    </w:p>
+    <w:p>
+      <w:pPr>
+        <w:spacing w:before="60" w:after="60"/>
+        <w:ind w:left="440"/>
+      </w:pPr>
+      <w:r>
+        <w:rPr>
+          <w:rFonts w:ascii="Courier New" w:cs="Courier New" w:eastAsia="Courier New" w:hAnsi="Courier New"/>
+          <w:color w:val="555555"/>
+          <w:sz w:val="18"/>
+          <w:szCs w:val="18"/>
+        </w:rPr>
+        <w:t xml:space="preserve">// Oct–Dec 2025</w:t>
+      </w:r>
+    </w:p>
+    <w:p>
+      <w:pPr>
+        <w:spacing w:before="60" w:after="60"/>
+        <w:ind w:left="440"/>
+      </w:pPr>
+      <w:r>
+        <w:rPr>
+          <w:rFonts w:ascii="Courier New" w:cs="Courier New" w:eastAsia="Courier New" w:hAnsi="Courier New"/>
+          <w:color w:val="555555"/>
+          <w:sz w:val="18"/>
+          <w:szCs w:val="18"/>
+        </w:rPr>
+        <w:t xml:space="preserve">https://site.api.espn.com/apis/site/v2/sports/soccer/eng.1/scoreboard</w:t>
+      </w:r>
+    </w:p>
+    <w:p>
+      <w:pPr>
+        <w:spacing w:before="60" w:after="60"/>
+        <w:ind w:left="440"/>
+      </w:pPr>
+      <w:r>
+        <w:rPr>
+          <w:rFonts w:ascii="Courier New" w:cs="Courier New" w:eastAsia="Courier New" w:hAnsi="Courier New"/>
+          <w:color w:val="555555"/>
+          <w:sz w:val="18"/>
+          <w:szCs w:val="18"/>
+        </w:rPr>
+        <w:t xml:space="preserve">  ?dates=20251001-20251231&amp;limit=200</w:t>
+      </w:r>
+    </w:p>
+    <w:p>
+      <w:pPr>
+        <w:spacing w:before="80" w:after="0"/>
+      </w:pPr>
+      <w:r>
+        <w:t xml:space="preserve"/>
+      </w:r>
+    </w:p>
+    <w:p>
+      <w:pPr>
+        <w:spacing w:before="60" w:after="60"/>
+        <w:ind w:left="440"/>
+      </w:pPr>
+      <w:r>
+        <w:rPr>
+          <w:rFonts w:ascii="Courier New" w:cs="Courier New" w:eastAsia="Courier New" w:hAnsi="Courier New"/>
+          <w:color w:val="555555"/>
+          <w:sz w:val="18"/>
+          <w:szCs w:val="18"/>
+        </w:rPr>
+        <w:t xml:space="preserve">// Jan–Aug 2026</w:t>
+      </w:r>
+    </w:p>
+    <w:p>
+      <w:pPr>
+        <w:spacing w:before="60" w:after="60"/>
+        <w:ind w:left="440"/>
+      </w:pPr>
+      <w:r>
+        <w:rPr>
+          <w:rFonts w:ascii="Courier New" w:cs="Courier New" w:eastAsia="Courier New" w:hAnsi="Courier New"/>
+          <w:color w:val="555555"/>
+          <w:sz w:val="18"/>
+          <w:szCs w:val="18"/>
+        </w:rPr>
+        <w:t xml:space="preserve">https://site.api.espn.com/apis/site/v2/sports/soccer/eng.1/scoreboard</w:t>
+      </w:r>
+    </w:p>
+    <w:p>
+      <w:pPr>
+        <w:spacing w:before="60" w:after="60"/>
+        <w:ind w:left="440"/>
+      </w:pPr>
+      <w:r>
+        <w:rPr>
+          <w:rFonts w:ascii="Courier New" w:cs="Courier New" w:eastAsia="Courier New" w:hAnsi="Courier New"/>
+          <w:color w:val="555555"/>
+          <w:sz w:val="18"/>
+          <w:szCs w:val="18"/>
+        </w:rPr>
+        <w:t xml:space="preserve">  ?dates=20260101-20260801&amp;limit=200</w:t>
+      </w:r>
+    </w:p>
+    <w:p>
+      <w:pPr>
+        <w:spacing w:before="80" w:after="0"/>
+      </w:pPr>
+      <w:r>
+        <w:t xml:space="preserve"/>
+      </w:r>
+    </w:p>
+    <w:tbl>
+      <w:tblPr>
+        <w:tblW w:type="dxa" w:w="9360"/>
+        <w:tblBorders>
+          <w:top w:val="single" w:color="auto" w:sz="4"/>
+          <w:left w:val="single" w:color="auto" w:sz="4"/>
+          <w:bottom w:val="single" w:color="auto" w:sz="4"/>
+          <w:right w:val="single" w:color="auto" w:sz="4"/>
+          <w:insideH w:val="single" w:color="auto" w:sz="4"/>
+          <w:insideV w:val="single" w:color="auto" w:sz="4"/>
+        </w:tblBorders>
+      </w:tblPr>
+      <w:tblGrid>
+        <w:gridCol w:w="9360"/>
+      </w:tblGrid>
+      <w:tr>
+        <w:tc>
+          <w:tcPr>
+            <w:tcW w:type="dxa" w:w="9360"/>
+            <w:tcBorders>
+              <w:top w:val="single" w:color="DDDDDD" w:sz="4"/>
+              <w:left w:val="single" w:color="006D75" w:sz="16"/>
+              <w:bottom w:val="single" w:color="DDDDDD" w:sz="4"/>
+              <w:right w:val="single" w:color="DDDDDD" w:sz="4"/>
+            </w:tcBorders>
+            <w:shd w:fill="F5F5F5" w:val="clear"/>
+            <w:tcMar>
+              <w:top w:type="dxa" w:w="120"/>
+              <w:left w:type="dxa" w:w="200"/>
+              <w:bottom w:type="dxa" w:w="120"/>
+              <w:right w:type="dxa" w:w="200"/>
+            </w:tcMar>
+          </w:tcPr>
+          <w:p>
+            <w:pPr>
+              <w:spacing w:before="0" w:after="40"/>
+            </w:pPr>
+            <w:r>
+              <w:rPr>
+                <w:rFonts w:ascii="Arial" w:cs="Arial" w:eastAsia="Arial" w:hAnsi="Arial"/>
+                <w:b/>
+                <w:bCs/>
+                <w:color w:val="006D75"/>
+                <w:sz w:val="20"/>
+                <w:szCs w:val="20"/>
+              </w:rPr>
+              <w:t xml:space="preserve">Annual maintenance — Arsenal date ranges</w:t>
+            </w:r>
+          </w:p>
+          <w:p>
+            <w:pPr>
+              <w:spacing w:before="0" w:after="0"/>
+            </w:pPr>
+            <w:r>
+              <w:rPr>
+                <w:rFonts w:ascii="Arial" w:cs="Arial" w:eastAsia="Arial" w:hAnsi="Arial"/>
+                <w:color w:val="444444"/>
+                <w:sz w:val="20"/>
+                <w:szCs w:val="20"/>
+              </w:rPr>
+              <w:t xml:space="preserve">The date range parameters above are hardcoded for the 2025-26 EPL season. At the start of each new season (typically August), these dates must be updated to cover the new season. All other teams fetch data dynamically and require no annual updates.</w:t>
+            </w:r>
+          </w:p>
+        </w:tc>
+      </w:tr>
+    </w:tbl>
+    <w:p>
+      <w:pPr>
+        <w:spacing w:before="160" w:after="0"/>
+      </w:pPr>
+      <w:r>
+        <w:t xml:space="preserve"/>
+      </w:r>
+    </w:p>
+    <w:p>
+      <w:pPr>
+        <w:pStyle w:val="Heading2"/>
+        <w:spacing w:before="320" w:after="120"/>
+      </w:pPr>
+      <w:r>
+        <w:rPr>
+          <w:rFonts w:ascii="Arial" w:cs="Arial" w:eastAsia="Arial" w:hAnsi="Arial"/>
+          <w:b/>
+          <w:bCs/>
+          <w:color w:val="006D75"/>
+          <w:sz w:val="26"/>
+          <w:szCs w:val="26"/>
+        </w:rPr>
+        <w:t xml:space="preserve">API Endpoints Reference</w:t>
+      </w:r>
+    </w:p>
+    <w:p>
+      <w:pPr>
+        <w:spacing w:before="80" w:after="0"/>
+      </w:pPr>
+      <w:r>
+        <w:t xml:space="preserve"/>
+      </w:r>
+    </w:p>
+    <w:tbl>
+      <w:tblPr>
+        <w:tblW w:type="dxa" w:w="9360"/>
+        <w:tblBorders>
+          <w:top w:val="single" w:color="auto" w:sz="4"/>
+          <w:left w:val="single" w:color="auto" w:sz="4"/>
+          <w:bottom w:val="single" w:color="auto" w:sz="4"/>
+          <w:right w:val="single" w:color="auto" w:sz="4"/>
+          <w:insideH w:val="single" w:color="auto" w:sz="4"/>
+          <w:insideV w:val="single" w:color="auto" w:sz="4"/>
+        </w:tblBorders>
+      </w:tblPr>
+      <w:tblGrid>
+        <w:gridCol w:w="2800"/>
+        <w:gridCol w:w="6360"/>
+      </w:tblGrid>
+      <w:tr>
+        <w:tc>
+          <w:tcPr>
+            <w:tcW w:type="dxa" w:w="2800"/>
+            <w:tcBorders>
+              <w:top w:val="none" w:color="FFFFFF" w:sz="0"/>
+              <w:left w:val="none" w:color="FFFFFF" w:sz="0"/>
+              <w:bottom w:val="none" w:color="FFFFFF" w:sz="0"/>
+              <w:right w:val="none" w:color="FFFFFF" w:sz="0"/>
+            </w:tcBorders>
+            <w:tcMar>
+              <w:top w:type="dxa" w:w="60"/>
+              <w:left w:type="dxa" w:w="0"/>
+              <w:bottom w:type="dxa" w:w="60"/>
+              <w:right w:type="dxa" w:w="160"/>
+            </w:tcMar>
+          </w:tcPr>
+          <w:p>
+            <w:r>
+              <w:rPr>
+                <w:rFonts w:ascii="Arial" w:cs="Arial" w:eastAsia="Arial" w:hAnsi="Arial"/>
+                <w:b/>
+                <w:bCs/>
+                <w:color w:val="1A1A1A"/>
+                <w:sz w:val="20"/>
+                <w:szCs w:val="20"/>
+              </w:rPr>
+              <w:t xml:space="preserve">NHL / NFL / MLB (regular season)</w:t>
+            </w:r>
+          </w:p>
+        </w:tc>
+        <w:tc>
+          <w:tcPr>
+            <w:tcW w:type="dxa" w:w="6360"/>
+            <w:tcBorders>
+              <w:top w:val="none" w:color="FFFFFF" w:sz="0"/>
+              <w:left w:val="none" w:color="FFFFFF" w:sz="0"/>
+              <w:bottom w:val="none" w:color="FFFFFF" w:sz="0"/>
+              <w:right w:val="none" w:color="FFFFFF" w:sz="0"/>
+            </w:tcBorders>
+            <w:tcMar>
+              <w:top w:type="dxa" w:w="60"/>
+              <w:left w:type="dxa" w:w="0"/>
+              <w:bottom w:type="dxa" w:w="60"/>
+              <w:right w:type="dxa" w:w="0"/>
+            </w:tcMar>
+          </w:tcPr>
+          <w:p>
+            <w:r>
+              <w:rPr>
+                <w:rFonts w:ascii="Arial" w:cs="Arial" w:eastAsia="Arial" w:hAnsi="Arial"/>
+                <w:color w:val="444444"/>
+                <w:sz w:val="20"/>
+                <w:szCs w:val="20"/>
+              </w:rPr>
+              <w:t xml:space="preserve">https://site.api.espn.com/apis/site/v2/sports/{sport}/{league}/teams/{id}/schedule?seasontype=2</w:t>
+            </w:r>
+          </w:p>
+        </w:tc>
+      </w:tr>
+    </w:tbl>
+    <w:p>
+      <w:pPr>
+        <w:spacing w:before="60" w:after="0"/>
+      </w:pPr>
+      <w:r>
+        <w:t xml:space="preserve"/>
+      </w:r>
+    </w:p>
+    <w:tbl>
+      <w:tblPr>
+        <w:tblW w:type="dxa" w:w="9360"/>
+        <w:tblBorders>
+          <w:top w:val="single" w:color="auto" w:sz="4"/>
+          <w:left w:val="single" w:color="auto" w:sz="4"/>
+          <w:bottom w:val="single" w:color="auto" w:sz="4"/>
+          <w:right w:val="single" w:color="auto" w:sz="4"/>
+          <w:insideH w:val="single" w:color="auto" w:sz="4"/>
+          <w:insideV w:val="single" w:color="auto" w:sz="4"/>
+        </w:tblBorders>
+      </w:tblPr>
+      <w:tblGrid>
+        <w:gridCol w:w="2800"/>
+        <w:gridCol w:w="6360"/>
+      </w:tblGrid>
+      <w:tr>
+        <w:tc>
+          <w:tcPr>
+            <w:tcW w:type="dxa" w:w="2800"/>
+            <w:tcBorders>
+              <w:top w:val="none" w:color="FFFFFF" w:sz="0"/>
+              <w:left w:val="none" w:color="FFFFFF" w:sz="0"/>
+              <w:bottom w:val="none" w:color="FFFFFF" w:sz="0"/>
+              <w:right w:val="none" w:color="FFFFFF" w:sz="0"/>
+            </w:tcBorders>
+            <w:tcMar>
+              <w:top w:type="dxa" w:w="60"/>
+              <w:left w:type="dxa" w:w="0"/>
+              <w:bottom w:type="dxa" w:w="60"/>
+              <w:right w:type="dxa" w:w="160"/>
+            </w:tcMar>
+          </w:tcPr>
+          <w:p>
+            <w:r>
+              <w:rPr>
+                <w:rFonts w:ascii="Arial" w:cs="Arial" w:eastAsia="Arial" w:hAnsi="Arial"/>
+                <w:b/>
+                <w:bCs/>
+                <w:color w:val="1A1A1A"/>
+                <w:sz w:val="20"/>
+                <w:szCs w:val="20"/>
+              </w:rPr>
+              <w:t xml:space="preserve">NHL / NFL / MLB (postseason)</w:t>
+            </w:r>
+          </w:p>
+        </w:tc>
+        <w:tc>
+          <w:tcPr>
+            <w:tcW w:type="dxa" w:w="6360"/>
+            <w:tcBorders>
+              <w:top w:val="none" w:color="FFFFFF" w:sz="0"/>
+              <w:left w:val="none" w:color="FFFFFF" w:sz="0"/>
+              <w:bottom w:val="none" w:color="FFFFFF" w:sz="0"/>
+              <w:right w:val="none" w:color="FFFFFF" w:sz="0"/>
+            </w:tcBorders>
+            <w:tcMar>
+              <w:top w:type="dxa" w:w="60"/>
+              <w:left w:type="dxa" w:w="0"/>
+              <w:bottom w:type="dxa" w:w="60"/>
+              <w:right w:type="dxa" w:w="0"/>
+            </w:tcMar>
+          </w:tcPr>
+          <w:p>
+            <w:r>
+              <w:rPr>
+                <w:rFonts w:ascii="Arial" w:cs="Arial" w:eastAsia="Arial" w:hAnsi="Arial"/>
+                <w:color w:val="444444"/>
+                <w:sz w:val="20"/>
+                <w:szCs w:val="20"/>
+              </w:rPr>
+              <w:t xml:space="preserve">https://site.api.espn.com/apis/site/v2/sports/{sport}/{league}/teams/{id}/schedule?seasontype=3</w:t>
+            </w:r>
+          </w:p>
+        </w:tc>
+      </w:tr>
+    </w:tbl>
+    <w:p>
+      <w:pPr>
+        <w:spacing w:before="60" w:after="0"/>
+      </w:pPr>
+      <w:r>
+        <w:t xml:space="preserve"/>
+      </w:r>
+    </w:p>
+    <w:tbl>
+      <w:tblPr>
+        <w:tblW w:type="dxa" w:w="9360"/>
+        <w:tblBorders>
+          <w:top w:val="single" w:color="auto" w:sz="4"/>
+          <w:left w:val="single" w:color="auto" w:sz="4"/>
+          <w:bottom w:val="single" w:color="auto" w:sz="4"/>
+          <w:right w:val="single" w:color="auto" w:sz="4"/>
+          <w:insideH w:val="single" w:color="auto" w:sz="4"/>
+          <w:insideV w:val="single" w:color="auto" w:sz="4"/>
+        </w:tblBorders>
+      </w:tblPr>
+      <w:tblGrid>
+        <w:gridCol w:w="2800"/>
+        <w:gridCol w:w="6360"/>
+      </w:tblGrid>
+      <w:tr>
+        <w:tc>
+          <w:tcPr>
+            <w:tcW w:type="dxa" w:w="2800"/>
+            <w:tcBorders>
+              <w:top w:val="none" w:color="FFFFFF" w:sz="0"/>
+              <w:left w:val="none" w:color="FFFFFF" w:sz="0"/>
+              <w:bottom w:val="none" w:color="FFFFFF" w:sz="0"/>
+              <w:right w:val="none" w:color="FFFFFF" w:sz="0"/>
+            </w:tcBorders>
+            <w:tcMar>
+              <w:top w:type="dxa" w:w="60"/>
+              <w:left w:type="dxa" w:w="0"/>
+              <w:bottom w:type="dxa" w:w="60"/>
+              <w:right w:type="dxa" w:w="160"/>
+            </w:tcMar>
+          </w:tcPr>
+          <w:p>
+            <w:r>
+              <w:rPr>
+                <w:rFonts w:ascii="Arial" w:cs="Arial" w:eastAsia="Arial" w:hAnsi="Arial"/>
+                <w:b/>
+                <w:bCs/>
+                <w:color w:val="1A1A1A"/>
+                <w:sz w:val="20"/>
+                <w:szCs w:val="20"/>
+              </w:rPr>
+              <w:t xml:space="preserve">EPL (scoreboard by date range)</w:t>
+            </w:r>
+          </w:p>
+        </w:tc>
+        <w:tc>
+          <w:tcPr>
+            <w:tcW w:type="dxa" w:w="6360"/>
+            <w:tcBorders>
+              <w:top w:val="none" w:color="FFFFFF" w:sz="0"/>
+              <w:left w:val="none" w:color="FFFFFF" w:sz="0"/>
+              <w:bottom w:val="none" w:color="FFFFFF" w:sz="0"/>
+              <w:right w:val="none" w:color="FFFFFF" w:sz="0"/>
+            </w:tcBorders>
+            <w:tcMar>
+              <w:top w:type="dxa" w:w="60"/>
+              <w:left w:type="dxa" w:w="0"/>
+              <w:bottom w:type="dxa" w:w="60"/>
+              <w:right w:type="dxa" w:w="0"/>
+            </w:tcMar>
+          </w:tcPr>
+          <w:p>
+            <w:r>
+              <w:rPr>
+                <w:rFonts w:ascii="Arial" w:cs="Arial" w:eastAsia="Arial" w:hAnsi="Arial"/>
+                <w:color w:val="444444"/>
+                <w:sz w:val="20"/>
+                <w:szCs w:val="20"/>
+              </w:rPr>
+              <w:t xml:space="preserve">https://site.api.espn.com/apis/site/v2/sports/soccer/eng.1/scoreboard?dates={YYYYMMDD}-{YYYYMMDD}&amp;limit=200</w:t>
+            </w:r>
+          </w:p>
+        </w:tc>
+      </w:tr>
+    </w:tbl>
+    <w:p>
+      <w:pPr>
+        <w:spacing w:before="160" w:after="0"/>
+      </w:pPr>
+      <w:r>
+        <w:t xml:space="preserve"/>
+      </w:r>
+    </w:p>
+    <w:p>
+      <w:pPr>
+        <w:pStyle w:val="Heading2"/>
+        <w:spacing w:before="320" w:after="120"/>
+      </w:pPr>
+      <w:r>
+        <w:rPr>
+          <w:rFonts w:ascii="Arial" w:cs="Arial" w:eastAsia="Arial" w:hAnsi="Arial"/>
+          <w:b/>
+          <w:bCs/>
+          <w:color w:val="006D75"/>
+          <w:sz w:val="26"/>
+          <w:szCs w:val="26"/>
+        </w:rPr>
+        <w:t xml:space="preserve">Responsive Breakpoint</w:t>
+      </w:r>
+    </w:p>
+    <w:p>
+      <w:pPr>
+        <w:spacing w:before="60" w:after="60"/>
+        <w:ind w:left="440"/>
+      </w:pPr>
+      <w:r>
+        <w:rPr>
+          <w:rFonts w:ascii="Courier New" w:cs="Courier New" w:eastAsia="Courier New" w:hAnsi="Courier New"/>
+          <w:color w:val="555555"/>
+          <w:sz w:val="18"/>
+          <w:szCs w:val="18"/>
+        </w:rPr>
+        <w:t xml:space="preserve">@media (max-width: 768px) {</w:t>
+      </w:r>
+    </w:p>
+    <w:p>
+      <w:pPr>
+        <w:spacing w:before="60" w:after="60"/>
+        <w:ind w:left="440"/>
+      </w:pPr>
+      <w:r>
+        <w:rPr>
+          <w:rFonts w:ascii="Courier New" w:cs="Courier New" w:eastAsia="Courier New" w:hAnsi="Courier New"/>
+          <w:color w:val="555555"/>
+          <w:sz w:val="18"/>
+          <w:szCs w:val="18"/>
+        </w:rPr>
+        <w:t xml:space="preserve">  .grid { grid-template-columns: 1fr; }</w:t>
+      </w:r>
+    </w:p>
+    <w:p>
+      <w:pPr>
+        <w:spacing w:before="60" w:after="60"/>
+        <w:ind w:left="440"/>
+      </w:pPr>
+      <w:r>
+        <w:rPr>
+          <w:rFonts w:ascii="Courier New" w:cs="Courier New" w:eastAsia="Courier New" w:hAnsi="Courier New"/>
+          <w:color w:val="555555"/>
+          <w:sz w:val="18"/>
+          <w:szCs w:val="18"/>
+        </w:rPr>
+        <w:t xml:space="preserve">}</w:t>
+      </w:r>
+    </w:p>
+    <w:p>
+      <w:pPr>
+        <w:spacing w:before="80" w:after="0"/>
+      </w:pPr>
+      <w:r>
+        <w:t xml:space="preserve"/>
+      </w:r>
+    </w:p>
+    <w:p>
+      <w:pPr>
+        <w:spacing w:before="80" w:after="80"/>
+      </w:pPr>
+      <w:r>
+        <w:rPr>
+          <w:rFonts w:ascii="Arial" w:cs="Arial" w:eastAsia="Arial" w:hAnsi="Arial"/>
+          <w:color w:val="444444"/>
+          <w:sz w:val="22"/>
+          <w:szCs w:val="22"/>
+        </w:rPr>
+        <w:t xml:space="preserve">When embedded in Framer, set the embed height to approximately 520px on desktop and 900–1000px on mobile breakpoints to avoid clipping.</w:t>
+      </w:r>
+    </w:p>
+    <w:p>
+      <w:pPr>
+        <w:spacing w:before="160" w:after="0"/>
+      </w:pPr>
+      <w:r>
+        <w:t xml:space="preserve"/>
+      </w:r>
+    </w:p>
+    <w:p>
+      <w:pPr>
+        <w:pStyle w:val="Heading2"/>
+        <w:spacing w:before="320" w:after="120"/>
+      </w:pPr>
+      <w:r>
+        <w:rPr>
+          <w:rFonts w:ascii="Arial" w:cs="Arial" w:eastAsia="Arial" w:hAnsi="Arial"/>
+          <w:b/>
+          <w:bCs/>
+          <w:color w:val="006D75"/>
+          <w:sz w:val="26"/>
+          <w:szCs w:val="26"/>
+        </w:rPr>
+        <w:t xml:space="preserve">Known Limitations</w:t>
+      </w:r>
+    </w:p>
+    <w:p>
+      <w:pPr>
+        <w:spacing w:before="60" w:after="60"/>
+        <w:ind w:left="440" w:hanging="220"/>
+      </w:pPr>
+      <w:r>
+        <w:rPr>
+          <w:rFonts w:ascii="Arial" w:cs="Arial" w:eastAsia="Arial" w:hAnsi="Arial"/>
+          <w:color w:val="006D75"/>
+          <w:sz w:val="22"/>
+          <w:szCs w:val="22"/>
+        </w:rPr>
+        <w:t xml:space="preserve">• </w:t>
+      </w:r>
+      <w:r>
+        <w:rPr>
+          <w:rFonts w:ascii="Arial" w:cs="Arial" w:eastAsia="Arial" w:hAnsi="Arial"/>
+          <w:color w:val="444444"/>
+          <w:sz w:val="22"/>
+          <w:szCs w:val="22"/>
+        </w:rPr>
+        <w:t xml:space="preserve">No automatic updates — data is fetched once on page load. Live scores and state changes require a page refresh.</w:t>
+      </w:r>
+    </w:p>
+    <w:p>
+      <w:pPr>
+        <w:spacing w:before="60" w:after="60"/>
+        <w:ind w:left="440" w:hanging="220"/>
+      </w:pPr>
+      <w:r>
+        <w:rPr>
+          <w:rFonts w:ascii="Arial" w:cs="Arial" w:eastAsia="Arial" w:hAnsi="Arial"/>
+          <w:color w:val="006D75"/>
+          <w:sz w:val="22"/>
+          <w:szCs w:val="22"/>
+        </w:rPr>
+        <w:t xml:space="preserve">• </w:t>
+      </w:r>
+      <w:r>
+        <w:rPr>
+          <w:rFonts w:ascii="Arial" w:cs="Arial" w:eastAsia="Arial" w:hAnsi="Arial"/>
+          <w:color w:val="444444"/>
+          <w:sz w:val="22"/>
+          <w:szCs w:val="22"/>
+        </w:rPr>
+        <w:t xml:space="preserve">ESPN API is unofficial — ESPN does not publicly document this API and could change or deprecate endpoints without notice. If the widget stops showing data, verify the API endpoints are still responding correctly.</w:t>
+      </w:r>
+    </w:p>
+    <w:p>
+      <w:pPr>
+        <w:spacing w:before="60" w:after="60"/>
+        <w:ind w:left="440" w:hanging="220"/>
+      </w:pPr>
+      <w:r>
+        <w:rPr>
+          <w:rFonts w:ascii="Arial" w:cs="Arial" w:eastAsia="Arial" w:hAnsi="Arial"/>
+          <w:color w:val="006D75"/>
+          <w:sz w:val="22"/>
+          <w:szCs w:val="22"/>
+        </w:rPr>
+        <w:t xml:space="preserve">• </w:t>
+      </w:r>
+      <w:r>
+        <w:rPr>
+          <w:rFonts w:ascii="Arial" w:cs="Arial" w:eastAsia="Arial" w:hAnsi="Arial"/>
+          <w:color w:val="444444"/>
+          <w:sz w:val="22"/>
+          <w:szCs w:val="22"/>
+        </w:rPr>
+        <w:t xml:space="preserve">Live scores only available for Arsenal — NHL, NFL, and MLB schedule endpoints do not return live scores. These cards show "In Progress" with period detail instead.</w:t>
+      </w:r>
+    </w:p>
+    <w:p>
+      <w:pPr>
+        <w:spacing w:before="60" w:after="60"/>
+        <w:ind w:left="440" w:hanging="220"/>
+      </w:pPr>
+      <w:r>
+        <w:rPr>
+          <w:rFonts w:ascii="Arial" w:cs="Arial" w:eastAsia="Arial" w:hAnsi="Arial"/>
+          <w:color w:val="006D75"/>
+          <w:sz w:val="22"/>
+          <w:szCs w:val="22"/>
+        </w:rPr>
+        <w:t xml:space="preserve">• </w:t>
+      </w:r>
+      <w:r>
+        <w:rPr>
+          <w:rFonts w:ascii="Arial" w:cs="Arial" w:eastAsia="Arial" w:hAnsi="Arial"/>
+          <w:color w:val="444444"/>
+          <w:sz w:val="22"/>
+          <w:szCs w:val="22"/>
+        </w:rPr>
+        <w:t xml:space="preserve">Arsenal date ranges are hardcoded — require annual updates each August.</w:t>
+      </w:r>
+    </w:p>
+    <w:p>
+      <w:pPr>
+        <w:spacing w:before="60" w:after="60"/>
+        <w:ind w:left="440" w:hanging="220"/>
+      </w:pPr>
+      <w:r>
+        <w:rPr>
+          <w:rFonts w:ascii="Arial" w:cs="Arial" w:eastAsia="Arial" w:hAnsi="Arial"/>
+          <w:color w:val="006D75"/>
+          <w:sz w:val="22"/>
+          <w:szCs w:val="22"/>
+        </w:rPr>
+        <w:t xml:space="preserve">• </w:t>
+      </w:r>
+      <w:r>
+        <w:rPr>
+          <w:rFonts w:ascii="Arial" w:cs="Arial" w:eastAsia="Arial" w:hAnsi="Arial"/>
+          <w:color w:val="444444"/>
+          <w:sz w:val="22"/>
+          <w:szCs w:val="22"/>
+        </w:rPr>
+        <w:t xml:space="preserve">No error retry — if the API fails on page load, the card shows "Couldn't load schedule" and does not retry until the next page load.</w:t>
+      </w:r>
+    </w:p>
+    <w:p>
+      <w:pPr>
+        <w:pBdr>
+          <w:bottom w:val="single" w:color="DDDDDD" w:sz="4"/>
+        </w:pBdr>
+        <w:spacing w:before="200" w:after="200"/>
+      </w:pPr>
+      <w:r>
+        <w:t xml:space="preserve"/>
+      </w:r>
+    </w:p>
+    <w:p>
+      <w:pPr>
+        <w:pStyle w:val="Heading1"/>
+        <w:spacing w:before="400" w:after="160"/>
+      </w:pPr>
+      <w:r>
+        <w:rPr>
+          <w:rFonts w:ascii="Arial" w:cs="Arial" w:eastAsia="Arial" w:hAnsi="Arial"/>
+          <w:b/>
+          <w:bCs/>
+          <w:color w:val="1A1A1A"/>
+          <w:sz w:val="36"/>
+          <w:szCs w:val="36"/>
+        </w:rPr>
+        <w:t xml:space="preserve">5. Embedding in Framer</w:t>
+      </w:r>
+    </w:p>
+    <w:p>
+      <w:pPr>
+        <w:spacing w:before="80" w:after="80"/>
+      </w:pPr>
+      <w:r>
+        <w:rPr>
+          <w:rFonts w:ascii="Arial" w:cs="Arial" w:eastAsia="Arial" w:hAnsi="Arial"/>
+          <w:color w:val="444444"/>
+          <w:sz w:val="22"/>
+          <w:szCs w:val="22"/>
+        </w:rPr>
+        <w:t xml:space="preserve">The widget is embedded as a native HTML Code Embed component in Framer.</w:t>
+      </w:r>
+    </w:p>
+    <w:p>
+      <w:pPr>
+        <w:spacing w:before="120" w:after="0"/>
+      </w:pPr>
+      <w:r>
+        <w:t xml:space="preserve"/>
+      </w:r>
+    </w:p>
+    <w:p>
+      <w:pPr>
+        <w:spacing w:before="60" w:after="60"/>
+        <w:ind w:left="440" w:hanging="220"/>
+      </w:pPr>
+      <w:r>
+        <w:rPr>
+          <w:rFonts w:ascii="Arial" w:cs="Arial" w:eastAsia="Arial" w:hAnsi="Arial"/>
+          <w:color w:val="006D75"/>
+          <w:sz w:val="22"/>
+          <w:szCs w:val="22"/>
+        </w:rPr>
+        <w:t xml:space="preserve">• </w:t>
+      </w:r>
+      <w:r>
+        <w:rPr>
+          <w:rFonts w:ascii="Arial" w:cs="Arial" w:eastAsia="Arial" w:hAnsi="Arial"/>
+          <w:color w:val="444444"/>
+          <w:sz w:val="22"/>
+          <w:szCs w:val="22"/>
+        </w:rPr>
+        <w:t xml:space="preserve">In Framer, add an Embed component to the desired page.</w:t>
+      </w:r>
+    </w:p>
+    <w:p>
+      <w:pPr>
+        <w:spacing w:before="60" w:after="60"/>
+        <w:ind w:left="440" w:hanging="220"/>
+      </w:pPr>
+      <w:r>
+        <w:rPr>
+          <w:rFonts w:ascii="Arial" w:cs="Arial" w:eastAsia="Arial" w:hAnsi="Arial"/>
+          <w:color w:val="006D75"/>
+          <w:sz w:val="22"/>
+          <w:szCs w:val="22"/>
+        </w:rPr>
+        <w:t xml:space="preserve">• </w:t>
+      </w:r>
+      <w:r>
+        <w:rPr>
+          <w:rFonts w:ascii="Arial" w:cs="Arial" w:eastAsia="Arial" w:hAnsi="Arial"/>
+          <w:color w:val="444444"/>
+          <w:sz w:val="22"/>
+          <w:szCs w:val="22"/>
+        </w:rPr>
+        <w:t xml:space="preserve">Switch the embed to HTML mode in the right panel.</w:t>
+      </w:r>
+    </w:p>
+    <w:p>
+      <w:pPr>
+        <w:spacing w:before="60" w:after="60"/>
+        <w:ind w:left="440" w:hanging="220"/>
+      </w:pPr>
+      <w:r>
+        <w:rPr>
+          <w:rFonts w:ascii="Arial" w:cs="Arial" w:eastAsia="Arial" w:hAnsi="Arial"/>
+          <w:color w:val="006D75"/>
+          <w:sz w:val="22"/>
+          <w:szCs w:val="22"/>
+        </w:rPr>
+        <w:t xml:space="preserve">• </w:t>
+      </w:r>
+      <w:r>
+        <w:rPr>
+          <w:rFonts w:ascii="Arial" w:cs="Arial" w:eastAsia="Arial" w:hAnsi="Arial"/>
+          <w:color w:val="444444"/>
+          <w:sz w:val="22"/>
+          <w:szCs w:val="22"/>
+        </w:rPr>
+        <w:t xml:space="preserve">Paste the entire contents of sports-countdown.html.</w:t>
+      </w:r>
+    </w:p>
+    <w:p>
+      <w:pPr>
+        <w:spacing w:before="60" w:after="60"/>
+        <w:ind w:left="440" w:hanging="220"/>
+      </w:pPr>
+      <w:r>
+        <w:rPr>
+          <w:rFonts w:ascii="Arial" w:cs="Arial" w:eastAsia="Arial" w:hAnsi="Arial"/>
+          <w:color w:val="006D75"/>
+          <w:sz w:val="22"/>
+          <w:szCs w:val="22"/>
+        </w:rPr>
+        <w:t xml:space="preserve">• </w:t>
+      </w:r>
+      <w:r>
+        <w:rPr>
+          <w:rFonts w:ascii="Arial" w:cs="Arial" w:eastAsia="Arial" w:hAnsi="Arial"/>
+          <w:color w:val="444444"/>
+          <w:sz w:val="22"/>
+          <w:szCs w:val="22"/>
+        </w:rPr>
+        <w:t xml:space="preserve">Set the embed width to match your page content width (minimum 860px recommended on desktop).</w:t>
+      </w:r>
+    </w:p>
+    <w:p>
+      <w:pPr>
+        <w:spacing w:before="60" w:after="60"/>
+        <w:ind w:left="440" w:hanging="220"/>
+      </w:pPr>
+      <w:r>
+        <w:rPr>
+          <w:rFonts w:ascii="Arial" w:cs="Arial" w:eastAsia="Arial" w:hAnsi="Arial"/>
+          <w:color w:val="006D75"/>
+          <w:sz w:val="22"/>
+          <w:szCs w:val="22"/>
+        </w:rPr>
+        <w:t xml:space="preserve">• </w:t>
+      </w:r>
+      <w:r>
+        <w:rPr>
+          <w:rFonts w:ascii="Arial" w:cs="Arial" w:eastAsia="Arial" w:hAnsi="Arial"/>
+          <w:color w:val="444444"/>
+          <w:sz w:val="22"/>
+          <w:szCs w:val="22"/>
+        </w:rPr>
+        <w:t xml:space="preserve">Set the embed height to approximately 520px on desktop and 900–1000px on mobile breakpoints.</w:t>
+      </w:r>
+    </w:p>
+    <w:p>
+      <w:pPr>
+        <w:spacing w:before="60" w:after="60"/>
+        <w:ind w:left="440" w:hanging="220"/>
+      </w:pPr>
+      <w:r>
+        <w:rPr>
+          <w:rFonts w:ascii="Arial" w:cs="Arial" w:eastAsia="Arial" w:hAnsi="Arial"/>
+          <w:color w:val="006D75"/>
+          <w:sz w:val="22"/>
+          <w:szCs w:val="22"/>
+        </w:rPr>
+        <w:t xml:space="preserve">• </w:t>
+      </w:r>
+      <w:r>
+        <w:rPr>
+          <w:rFonts w:ascii="Arial" w:cs="Arial" w:eastAsia="Arial" w:hAnsi="Arial"/>
+          <w:color w:val="444444"/>
+          <w:sz w:val="22"/>
+          <w:szCs w:val="22"/>
+        </w:rPr>
+        <w:t xml:space="preserve">Live data only appears in Preview and Published modes — the Framer canvas editor shows placeholder loading states only.</w:t>
+      </w:r>
+    </w:p>
+    <w:p>
+      <w:pPr>
+        <w:spacing w:before="120" w:after="0"/>
+      </w:pPr>
+      <w:r>
+        <w:t xml:space="preserve"/>
+      </w:r>
+    </w:p>
+    <w:tbl>
+      <w:tblPr>
+        <w:tblW w:type="dxa" w:w="9360"/>
+        <w:tblBorders>
+          <w:top w:val="single" w:color="auto" w:sz="4"/>
+          <w:left w:val="single" w:color="auto" w:sz="4"/>
+          <w:bottom w:val="single" w:color="auto" w:sz="4"/>
+          <w:right w:val="single" w:color="auto" w:sz="4"/>
+          <w:insideH w:val="single" w:color="auto" w:sz="4"/>
+          <w:insideV w:val="single" w:color="auto" w:sz="4"/>
+        </w:tblBorders>
+      </w:tblPr>
+      <w:tblGrid>
+        <w:gridCol w:w="9360"/>
+      </w:tblGrid>
+      <w:tr>
+        <w:tc>
+          <w:tcPr>
+            <w:tcW w:type="dxa" w:w="9360"/>
+            <w:tcBorders>
+              <w:top w:val="single" w:color="DDDDDD" w:sz="4"/>
+              <w:left w:val="single" w:color="006D75" w:sz="16"/>
+              <w:bottom w:val="single" w:color="DDDDDD" w:sz="4"/>
+              <w:right w:val="single" w:color="DDDDDD" w:sz="4"/>
+            </w:tcBorders>
+            <w:shd w:fill="F5F5F5" w:val="clear"/>
+            <w:tcMar>
+              <w:top w:type="dxa" w:w="120"/>
+              <w:left w:type="dxa" w:w="200"/>
+              <w:bottom w:type="dxa" w:w="120"/>
+              <w:right w:type="dxa" w:w="200"/>
+            </w:tcMar>
+          </w:tcPr>
+          <w:p>
+            <w:pPr>
+              <w:spacing w:before="0" w:after="40"/>
+            </w:pPr>
+            <w:r>
+              <w:rPr>
+                <w:rFonts w:ascii="Arial" w:cs="Arial" w:eastAsia="Arial" w:hAnsi="Arial"/>
+                <w:b/>
+                <w:bCs/>
+                <w:color w:val="006D75"/>
+                <w:sz w:val="20"/>
+                <w:szCs w:val="20"/>
+              </w:rPr>
+              <w:t xml:space="preserve">Framer sandbox</w:t>
+            </w:r>
+          </w:p>
+          <w:p>
+            <w:pPr>
+              <w:spacing w:before="0" w:after="0"/>
+            </w:pPr>
+            <w:r>
+              <w:rPr>
+                <w:rFonts w:ascii="Arial" w:cs="Arial" w:eastAsia="Arial" w:hAnsi="Arial"/>
+                <w:color w:val="444444"/>
+                <w:sz w:val="20"/>
+                <w:szCs w:val="20"/>
+              </w:rPr>
+              <w:t xml:space="preserve">Framer embeds run inside an isolated iframe. The widget's styles will not affect your portfolio and your portfolio's styles will not affect the widget. ESPN API calls work normally in both Preview and published modes.</w:t>
             </w:r>
           </w:p>
         </w:tc>
